--- a/python_oriented_interview/selenium/Capturing_network_logs_Selenium_Python.docx
+++ b/python_oriented_interview/selenium/Capturing_network_logs_Selenium_Python.docx
@@ -1,7 +1,26 @@
 
 <file path=word/document.xml><?xml version="1.0" encoding="utf-8"?>
-<w:document xmlns:wpc="http://schemas.microsoft.com/office/word/2010/wordprocessingCanvas" xmlns:cx="http://schemas.microsoft.com/office/drawing/2014/chartex" xmlns:cx1="http://schemas.microsoft.com/office/drawing/2015/9/8/chartex" xmlns:cx2="http://schemas.microsoft.com/office/drawing/2015/10/21/chartex" xmlns:cx3="http://schemas.microsoft.com/office/drawing/2016/5/9/chartex" xmlns:cx4="http://schemas.microsoft.com/office/drawing/2016/5/10/chartex" xmlns:cx5="http://schemas.microsoft.com/office/drawing/2016/5/11/chartex" xmlns:cx6="http://schemas.microsoft.com/office/drawing/2016/5/12/chartex" xmlns:cx7="http://schemas.microsoft.com/office/drawing/2016/5/13/chartex" xmlns:cx8="http://schemas.microsoft.com/office/drawing/2016/5/14/chartex" xmlns:mc="http://schemas.openxmlformats.org/markup-compatibility/2006" xmlns:aink="http://schemas.microsoft.com/office/drawing/2016/ink" xmlns:am3d="http://schemas.microsoft.com/office/drawing/2017/model3d" xmlns:o="urn:schemas-microsoft-com:office:office" xmlns:oel="http://schemas.microsoft.com/office/2019/extlst" xmlns:r="http://schemas.openxmlformats.org/officeDocument/2006/relationships" xmlns:m="http://schemas.openxmlformats.org/officeDocument/2006/math" xmlns:v="urn:schemas-microsoft-com:vml" xmlns:wp14="http://schemas.microsoft.com/office/word/2010/wordprocessingDrawing" xmlns:wp="http://schemas.openxmlformats.org/drawingml/2006/wordprocessingDrawing" xmlns:w10="urn:schemas-microsoft-com:office:word" xmlns:w="http://schemas.openxmlformats.org/wordprocessingml/2006/main" xmlns:w14="http://schemas.microsoft.com/office/word/2010/wordml" xmlns:w15="http://schemas.microsoft.com/office/word/2012/wordml" xmlns:w16cex="http://schemas.microsoft.com/office/word/2018/wordml/cex" xmlns:w16cid="http://schemas.microsoft.com/office/word/2016/wordml/cid" xmlns:w16="http://schemas.microsoft.com/office/word/2018/wordml" xmlns:w16du="http://schemas.microsoft.com/office/word/2023/wordml/word16du" xmlns:w16sdtdh="http://schemas.microsoft.com/office/word/2020/wordml/sdtdatahash" xmlns:w16sdtfl="http://schemas.microsoft.com/office/word/2024/wordml/sdtformatlock" xmlns:w16se="http://schemas.microsoft.com/office/word/2015/wordml/symex" xmlns:wpg="http://schemas.microsoft.com/office/word/2010/wordprocessingGroup" xmlns:wpi="http://schemas.microsoft.com/office/word/2010/wordprocessingInk" xmlns:wne="http://schemas.microsoft.com/office/word/2006/wordml" xmlns:wps="http://schemas.microsoft.com/office/word/2010/wordprocessingShape" mc:Ignorable="w14 w15 w16se w16cid w16 w16cex w16sdtdh w16sdtfl w16du wp14">
+<w:document xmlns:wpc="http://schemas.microsoft.com/office/word/2010/wordprocessingCanvas" xmlns:cx="http://schemas.microsoft.com/office/drawing/2014/chartex" xmlns:cx1="http://schemas.microsoft.com/office/drawing/2015/9/8/chartex" xmlns:cx2="http://schemas.microsoft.com/office/drawing/2015/10/21/chartex" xmlns:cx3="http://schemas.microsoft.com/office/drawing/2016/5/9/chartex" xmlns:cx4="http://schemas.microsoft.com/office/drawing/2016/5/10/chartex" xmlns:cx5="http://schemas.microsoft.com/office/drawing/2016/5/11/chartex" xmlns:cx6="http://schemas.microsoft.com/office/drawing/2016/5/12/chartex" xmlns:cx7="http://schemas.microsoft.com/office/drawing/2016/5/13/chartex" xmlns:cx8="http://schemas.microsoft.com/office/drawing/2016/5/14/chartex" xmlns:mc="http://schemas.openxmlformats.org/markup-compatibility/2006" xmlns:aink="http://schemas.microsoft.com/office/drawing/2016/ink" xmlns:am3d="http://schemas.microsoft.com/office/drawing/2017/model3d" xmlns:o="urn:schemas-microsoft-com:office:office" xmlns:oel="http://schemas.microsoft.com/office/2019/extlst" xmlns:r="http://schemas.openxmlformats.org/officeDocument/2006/relationships" xmlns:m="http://schemas.openxmlformats.org/officeDocument/2006/math" xmlns:v="urn:schemas-microsoft-com:vml" xmlns:wp14="http://schemas.microsoft.com/office/word/2010/wordprocessingDrawing" xmlns:wp="http://schemas.openxmlformats.org/drawingml/2006/wordprocessingDrawing" xmlns:w10="urn:schemas-microsoft-com:office:word" xmlns:w="http://schemas.openxmlformats.org/wordprocessingml/2006/main" xmlns:w14="http://schemas.microsoft.com/office/word/2010/wordml" xmlns:w15="http://schemas.microsoft.com/office/word/2012/wordml" xmlns:w16cei="http://schemas.microsoft.com/office/word/2026/wordml/cei" xmlns:w16cex="http://schemas.microsoft.com/office/word/2018/wordml/cex" xmlns:w16cid="http://schemas.microsoft.com/office/word/2016/wordml/cid" xmlns:w16="http://schemas.microsoft.com/office/word/2018/wordml" xmlns:w16du="http://schemas.microsoft.com/office/word/2023/wordml/word16du" xmlns:w16sdtdh="http://schemas.microsoft.com/office/word/2020/wordml/sdtdatahash" xmlns:w16sdtfl="http://schemas.microsoft.com/office/word/2024/wordml/sdtformatlock" xmlns:w16se="http://schemas.microsoft.com/office/word/2015/wordml/symex" xmlns:wpg="http://schemas.microsoft.com/office/word/2010/wordprocessingGroup" xmlns:wpi="http://schemas.microsoft.com/office/word/2010/wordprocessingInk" xmlns:wne="http://schemas.microsoft.com/office/word/2006/wordml" xmlns:wps="http://schemas.microsoft.com/office/word/2010/wordprocessingShape" mc:Ignorable="w14 w15 w16se w16cid w16 w16cex w16sdtdh w16sdtfl w16du wp14">
   <w:body>
+    <w:p>
+      <w:pPr>
+        <w:pBdr>
+          <w:top w:val="single" w:sz="4" w:space="1" w:color="auto"/>
+        </w:pBdr>
+        <w:spacing w:after="0"/>
+        <w:rPr>
+          <w:b/>
+          <w:bCs/>
+        </w:rPr>
+      </w:pPr>
+      <w:r>
+        <w:rPr>
+          <w:b/>
+          <w:bCs/>
+        </w:rPr>
+        <w:t>CDP and Network log</w:t>
+      </w:r>
+    </w:p>
     <w:p>
       <w:pPr>
         <w:pBdr>
@@ -191,7 +210,7 @@
       </w:pPr>
       <w:r>
         <w:pict w14:anchorId="2C62B6AD">
-          <v:rect id="_x0000_i1259" style="width:0;height:1.5pt" o:hralign="center" o:hrstd="t" o:hr="t" fillcolor="#a0a0a0" stroked="f"/>
+          <v:rect id="_x0000_i1025" style="width:0;height:1.5pt" o:hralign="center" o:hrstd="t" o:hr="t" fillcolor="#a0a0a0" stroked="f"/>
         </w:pict>
       </w:r>
     </w:p>
@@ -319,7 +338,7 @@
       </w:pPr>
       <w:r>
         <w:pict w14:anchorId="6206E2E3">
-          <v:rect id="_x0000_i1260" style="width:0;height:1.5pt" o:hralign="center" o:hrstd="t" o:hr="t" fillcolor="#a0a0a0" stroked="f"/>
+          <v:rect id="_x0000_i1026" style="width:0;height:1.5pt" o:hralign="center" o:hrstd="t" o:hr="t" fillcolor="#a0a0a0" stroked="f"/>
         </w:pict>
       </w:r>
     </w:p>
@@ -370,7 +389,7 @@
       </w:pPr>
       <w:r>
         <w:pict w14:anchorId="3D3B08B7">
-          <v:rect id="_x0000_i1261" style="width:0;height:1.5pt" o:hralign="center" o:hrstd="t" o:hr="t" fillcolor="#a0a0a0" stroked="f"/>
+          <v:rect id="_x0000_i1027" style="width:0;height:1.5pt" o:hralign="center" o:hrstd="t" o:hr="t" fillcolor="#a0a0a0" stroked="f"/>
         </w:pict>
       </w:r>
     </w:p>
@@ -409,13 +428,8 @@
         <w:spacing w:after="0"/>
       </w:pPr>
       <w:r>
-        <w:t xml:space="preserve">from selenium import </w:t>
-      </w:r>
-      <w:proofErr w:type="spellStart"/>
-      <w:r>
-        <w:t>webdriver</w:t>
-      </w:r>
-      <w:proofErr w:type="spellEnd"/>
+        <w:t>from selenium import webdriver</w:t>
+      </w:r>
     </w:p>
     <w:p>
       <w:pPr>
@@ -436,13 +450,8 @@
         <w:spacing w:after="0"/>
       </w:pPr>
       <w:r>
-        <w:t xml:space="preserve">import </w:t>
-      </w:r>
-      <w:proofErr w:type="spellStart"/>
-      <w:r>
-        <w:t>json</w:t>
-      </w:r>
-      <w:proofErr w:type="spellEnd"/>
+        <w:t>import json</w:t>
+      </w:r>
     </w:p>
     <w:p>
       <w:pPr>
@@ -462,12 +471,10 @@
       <w:r>
         <w:t xml:space="preserve">options = </w:t>
       </w:r>
-      <w:proofErr w:type="spellStart"/>
       <w:proofErr w:type="gramStart"/>
       <w:r>
         <w:t>webdriver.ChromeOptions</w:t>
       </w:r>
-      <w:proofErr w:type="spellEnd"/>
       <w:proofErr w:type="gramEnd"/>
       <w:r>
         <w:t>()</w:t>
@@ -488,17 +495,12 @@
         </w:pBdr>
         <w:spacing w:after="0"/>
       </w:pPr>
-      <w:proofErr w:type="spellStart"/>
       <w:r>
         <w:t>options.set_</w:t>
       </w:r>
       <w:proofErr w:type="gramStart"/>
       <w:r>
-        <w:t>capability</w:t>
-      </w:r>
-      <w:proofErr w:type="spellEnd"/>
-      <w:r>
-        <w:t>(</w:t>
+        <w:t>capability(</w:t>
       </w:r>
       <w:proofErr w:type="gramEnd"/>
     </w:p>
@@ -512,12 +514,10 @@
       <w:r>
         <w:t xml:space="preserve">    "</w:t>
       </w:r>
-      <w:proofErr w:type="spellStart"/>
       <w:proofErr w:type="gramStart"/>
       <w:r>
         <w:t>goog:loggingPrefs</w:t>
       </w:r>
-      <w:proofErr w:type="spellEnd"/>
       <w:proofErr w:type="gramEnd"/>
       <w:r>
         <w:t>",</w:t>
@@ -563,12 +563,10 @@
       <w:r>
         <w:t xml:space="preserve">driver = </w:t>
       </w:r>
-      <w:proofErr w:type="spellStart"/>
       <w:proofErr w:type="gramStart"/>
       <w:r>
         <w:t>webdriver.Chrome</w:t>
       </w:r>
-      <w:proofErr w:type="spellEnd"/>
       <w:proofErr w:type="gramEnd"/>
       <w:r>
         <w:t>(options=options)</w:t>
@@ -589,40 +587,27 @@
         </w:pBdr>
         <w:spacing w:after="0"/>
       </w:pPr>
-      <w:proofErr w:type="spellStart"/>
-      <w:r>
-        <w:t>driver.get</w:t>
-      </w:r>
-      <w:proofErr w:type="spellEnd"/>
-      <w:r>
-        <w:t>("https://example.com")</w:t>
-      </w:r>
-    </w:p>
-    <w:p>
-      <w:pPr>
-        <w:pBdr>
-          <w:top w:val="single" w:sz="4" w:space="1" w:color="auto"/>
-        </w:pBdr>
-        <w:spacing w:after="0"/>
-      </w:pPr>
-    </w:p>
-    <w:p>
-      <w:pPr>
-        <w:pBdr>
-          <w:top w:val="single" w:sz="4" w:space="1" w:color="auto"/>
-        </w:pBdr>
-        <w:spacing w:after="0"/>
-      </w:pPr>
-      <w:r>
-        <w:t xml:space="preserve">logs = </w:t>
-      </w:r>
-      <w:proofErr w:type="spellStart"/>
-      <w:r>
-        <w:t>driver.get_log</w:t>
-      </w:r>
-      <w:proofErr w:type="spellEnd"/>
-      <w:r>
-        <w:t>("performance")</w:t>
+      <w:r>
+        <w:t>driver.get("https://example.com")</w:t>
+      </w:r>
+    </w:p>
+    <w:p>
+      <w:pPr>
+        <w:pBdr>
+          <w:top w:val="single" w:sz="4" w:space="1" w:color="auto"/>
+        </w:pBdr>
+        <w:spacing w:after="0"/>
+      </w:pPr>
+    </w:p>
+    <w:p>
+      <w:pPr>
+        <w:pBdr>
+          <w:top w:val="single" w:sz="4" w:space="1" w:color="auto"/>
+        </w:pBdr>
+        <w:spacing w:after="0"/>
+      </w:pPr>
+      <w:r>
+        <w:t>logs = driver.get_log("performance")</w:t>
       </w:r>
     </w:p>
     <w:p>
@@ -654,12 +639,10 @@
       <w:r>
         <w:t xml:space="preserve">    log = </w:t>
       </w:r>
-      <w:proofErr w:type="spellStart"/>
       <w:proofErr w:type="gramStart"/>
       <w:r>
         <w:t>json.loads</w:t>
       </w:r>
-      <w:proofErr w:type="spellEnd"/>
       <w:proofErr w:type="gramEnd"/>
       <w:r>
         <w:t>(entry["message"])</w:t>
@@ -692,16 +675,70 @@
         <w:spacing w:after="0"/>
       </w:pPr>
       <w:r>
-        <w:t xml:space="preserve">    if message["method"] == "</w:t>
-      </w:r>
-      <w:proofErr w:type="spellStart"/>
-      <w:r>
-        <w:t>Network.responseReceived</w:t>
-      </w:r>
-      <w:proofErr w:type="spellEnd"/>
-      <w:r>
-        <w:t>":</w:t>
-      </w:r>
+        <w:t xml:space="preserve">    if message["method"] == "Network.responseReceived":</w:t>
+      </w:r>
+    </w:p>
+    <w:p>
+      <w:pPr>
+        <w:pBdr>
+          <w:top w:val="single" w:sz="4" w:space="1" w:color="auto"/>
+        </w:pBdr>
+        <w:spacing w:after="0"/>
+      </w:pPr>
+      <w:r>
+        <w:t xml:space="preserve">        url = message["params</w:t>
+      </w:r>
+      <w:proofErr w:type="gramStart"/>
+      <w:r>
+        <w:t>"][</w:t>
+      </w:r>
+      <w:proofErr w:type="gramEnd"/>
+      <w:r>
+        <w:t>"response</w:t>
+      </w:r>
+      <w:proofErr w:type="gramStart"/>
+      <w:r>
+        <w:t>"][</w:t>
+      </w:r>
+      <w:proofErr w:type="gramEnd"/>
+      <w:r>
+        <w:t>"url"]</w:t>
+      </w:r>
+    </w:p>
+    <w:p>
+      <w:pPr>
+        <w:pBdr>
+          <w:top w:val="single" w:sz="4" w:space="1" w:color="auto"/>
+        </w:pBdr>
+        <w:spacing w:after="0"/>
+      </w:pPr>
+      <w:r>
+        <w:t xml:space="preserve">        status = message["params</w:t>
+      </w:r>
+      <w:proofErr w:type="gramStart"/>
+      <w:r>
+        <w:t>"][</w:t>
+      </w:r>
+      <w:proofErr w:type="gramEnd"/>
+      <w:r>
+        <w:t>"response</w:t>
+      </w:r>
+      <w:proofErr w:type="gramStart"/>
+      <w:r>
+        <w:t>"][</w:t>
+      </w:r>
+      <w:proofErr w:type="gramEnd"/>
+      <w:r>
+        <w:t>"status"]</w:t>
+      </w:r>
+    </w:p>
+    <w:p>
+      <w:pPr>
+        <w:pBdr>
+          <w:top w:val="single" w:sz="4" w:space="1" w:color="auto"/>
+        </w:pBdr>
+        <w:spacing w:after="0"/>
+      </w:pPr>
     </w:p>
     <w:p>
       <w:pPr>
@@ -713,20 +750,1755 @@
       <w:r>
         <w:t xml:space="preserve">        </w:t>
       </w:r>
-      <w:proofErr w:type="spellStart"/>
-      <w:r>
-        <w:t>url</w:t>
-      </w:r>
-      <w:proofErr w:type="spellEnd"/>
-      <w:r>
-        <w:t xml:space="preserve"> = message["params</w:t>
-      </w:r>
       <w:proofErr w:type="gramStart"/>
       <w:r>
+        <w:t>print(</w:t>
+      </w:r>
+      <w:proofErr w:type="gramEnd"/>
+      <w:r>
+        <w:t>f"URL: {url}")</w:t>
+      </w:r>
+    </w:p>
+    <w:p>
+      <w:pPr>
+        <w:pBdr>
+          <w:top w:val="single" w:sz="4" w:space="1" w:color="auto"/>
+        </w:pBdr>
+        <w:spacing w:after="0"/>
+      </w:pPr>
+      <w:r>
+        <w:t xml:space="preserve">        </w:t>
+      </w:r>
+      <w:proofErr w:type="gramStart"/>
+      <w:r>
+        <w:t>print(</w:t>
+      </w:r>
+      <w:proofErr w:type="gramEnd"/>
+      <w:r>
+        <w:t>f"Status: {status}")</w:t>
+      </w:r>
+    </w:p>
+    <w:p>
+      <w:pPr>
+        <w:pBdr>
+          <w:top w:val="single" w:sz="4" w:space="1" w:color="auto"/>
+        </w:pBdr>
+        <w:spacing w:after="0"/>
+      </w:pPr>
+      <w:r>
+        <w:t xml:space="preserve">        </w:t>
+      </w:r>
+      <w:proofErr w:type="gramStart"/>
+      <w:r>
+        <w:t>print(</w:t>
+      </w:r>
+      <w:proofErr w:type="gramEnd"/>
+      <w:r>
+        <w:t>"-" * 50)</w:t>
+      </w:r>
+    </w:p>
+    <w:p>
+      <w:pPr>
+        <w:pBdr>
+          <w:top w:val="single" w:sz="4" w:space="1" w:color="auto"/>
+        </w:pBdr>
+        <w:spacing w:after="0"/>
+      </w:pPr>
+    </w:p>
+    <w:p>
+      <w:pPr>
+        <w:pBdr>
+          <w:top w:val="single" w:sz="4" w:space="1" w:color="auto"/>
+        </w:pBdr>
+        <w:spacing w:after="0"/>
+      </w:pPr>
+      <w:proofErr w:type="gramStart"/>
+      <w:r>
+        <w:t>driver.quit</w:t>
+      </w:r>
+      <w:proofErr w:type="gramEnd"/>
+      <w:r>
+        <w:t>()</w:t>
+      </w:r>
+    </w:p>
+    <w:p>
+      <w:pPr>
+        <w:pBdr>
+          <w:top w:val="single" w:sz="4" w:space="1" w:color="auto"/>
+        </w:pBdr>
+        <w:spacing w:after="0"/>
+      </w:pPr>
+      <w:r>
+        <w:pict w14:anchorId="1CCA1DB0">
+          <v:rect id="_x0000_i1028" style="width:0;height:1.5pt" o:hralign="center" o:hrstd="t" o:hr="t" fillcolor="#a0a0a0" stroked="f"/>
+        </w:pict>
+      </w:r>
+    </w:p>
+    <w:p>
+      <w:pPr>
+        <w:pBdr>
+          <w:top w:val="single" w:sz="4" w:space="1" w:color="auto"/>
+        </w:pBdr>
+        <w:spacing w:after="0"/>
+        <w:rPr>
+          <w:b/>
+          <w:bCs/>
+        </w:rPr>
+      </w:pPr>
+      <w:r>
+        <w:rPr>
+          <w:rFonts w:ascii="Segoe UI Emoji" w:hAnsi="Segoe UI Emoji" w:cs="Segoe UI Emoji"/>
+          <w:b/>
+          <w:bCs/>
+        </w:rPr>
+        <w:t>✅</w:t>
+      </w:r>
+      <w:r>
+        <w:rPr>
+          <w:b/>
+          <w:bCs/>
+        </w:rPr>
+        <w:t xml:space="preserve"> Explanation</w:t>
+      </w:r>
+    </w:p>
+    <w:p>
+      <w:pPr>
+        <w:pBdr>
+          <w:top w:val="single" w:sz="4" w:space="1" w:color="auto"/>
+        </w:pBdr>
+        <w:spacing w:after="0"/>
+      </w:pPr>
+      <w:r>
+        <w:pict w14:anchorId="10E1AE2D">
+          <v:rect id="_x0000_i1029" style="width:0;height:1.5pt" o:hralign="center" o:hrstd="t" o:hr="t" fillcolor="#a0a0a0" stroked="f"/>
+        </w:pict>
+      </w:r>
+    </w:p>
+    <w:p>
+      <w:pPr>
+        <w:pBdr>
+          <w:top w:val="single" w:sz="4" w:space="1" w:color="auto"/>
+        </w:pBdr>
+        <w:spacing w:after="0"/>
+        <w:rPr>
+          <w:b/>
+          <w:bCs/>
+        </w:rPr>
+      </w:pPr>
+      <w:r>
+        <w:rPr>
+          <w:b/>
+          <w:bCs/>
+        </w:rPr>
+        <w:t>Enable logging</w:t>
+      </w:r>
+    </w:p>
+    <w:p>
+      <w:pPr>
+        <w:pBdr>
+          <w:top w:val="single" w:sz="4" w:space="1" w:color="auto"/>
+        </w:pBdr>
+        <w:spacing w:after="0"/>
+      </w:pPr>
+      <w:r>
+        <w:t>options.set_</w:t>
+      </w:r>
+      <w:proofErr w:type="gramStart"/>
+      <w:r>
+        <w:t>capability(</w:t>
+      </w:r>
+      <w:proofErr w:type="gramEnd"/>
+    </w:p>
+    <w:p>
+      <w:pPr>
+        <w:pBdr>
+          <w:top w:val="single" w:sz="4" w:space="1" w:color="auto"/>
+        </w:pBdr>
+        <w:spacing w:after="0"/>
+      </w:pPr>
+      <w:r>
+        <w:t xml:space="preserve">    "</w:t>
+      </w:r>
+      <w:proofErr w:type="gramStart"/>
+      <w:r>
+        <w:t>goog:loggingPrefs</w:t>
+      </w:r>
+      <w:proofErr w:type="gramEnd"/>
+      <w:r>
+        <w:t>",</w:t>
+      </w:r>
+    </w:p>
+    <w:p>
+      <w:pPr>
+        <w:pBdr>
+          <w:top w:val="single" w:sz="4" w:space="1" w:color="auto"/>
+        </w:pBdr>
+        <w:spacing w:after="0"/>
+      </w:pPr>
+      <w:r>
+        <w:t xml:space="preserve">    {"performance": "ALL"}</w:t>
+      </w:r>
+    </w:p>
+    <w:p>
+      <w:pPr>
+        <w:pBdr>
+          <w:top w:val="single" w:sz="4" w:space="1" w:color="auto"/>
+        </w:pBdr>
+        <w:spacing w:after="0"/>
+      </w:pPr>
+      <w:r>
+        <w:t>)</w:t>
+      </w:r>
+    </w:p>
+    <w:p>
+      <w:pPr>
+        <w:pBdr>
+          <w:top w:val="single" w:sz="4" w:space="1" w:color="auto"/>
+        </w:pBdr>
+        <w:spacing w:after="0"/>
+      </w:pPr>
+      <w:r>
+        <w:t>This enables browser network logs.</w:t>
+      </w:r>
+    </w:p>
+    <w:p>
+      <w:pPr>
+        <w:pBdr>
+          <w:top w:val="single" w:sz="4" w:space="1" w:color="auto"/>
+        </w:pBdr>
+        <w:spacing w:after="0"/>
+      </w:pPr>
+      <w:r>
+        <w:pict w14:anchorId="3CE3A188">
+          <v:rect id="_x0000_i1030" style="width:0;height:1.5pt" o:hralign="center" o:hrstd="t" o:hr="t" fillcolor="#a0a0a0" stroked="f"/>
+        </w:pict>
+      </w:r>
+    </w:p>
+    <w:p>
+      <w:pPr>
+        <w:pBdr>
+          <w:top w:val="single" w:sz="4" w:space="1" w:color="auto"/>
+        </w:pBdr>
+        <w:spacing w:after="0"/>
+        <w:rPr>
+          <w:b/>
+          <w:bCs/>
+        </w:rPr>
+      </w:pPr>
+      <w:r>
+        <w:rPr>
+          <w:b/>
+          <w:bCs/>
+        </w:rPr>
+        <w:t>Get logs</w:t>
+      </w:r>
+    </w:p>
+    <w:p>
+      <w:pPr>
+        <w:pBdr>
+          <w:top w:val="single" w:sz="4" w:space="1" w:color="auto"/>
+        </w:pBdr>
+        <w:spacing w:after="0"/>
+      </w:pPr>
+      <w:r>
+        <w:t>logs = driver.get_log("performance")</w:t>
+      </w:r>
+    </w:p>
+    <w:p>
+      <w:pPr>
+        <w:pBdr>
+          <w:top w:val="single" w:sz="4" w:space="1" w:color="auto"/>
+        </w:pBdr>
+        <w:spacing w:after="0"/>
+      </w:pPr>
+      <w:r>
+        <w:t>Returns all network/performance events.</w:t>
+      </w:r>
+    </w:p>
+    <w:p>
+      <w:pPr>
+        <w:pBdr>
+          <w:top w:val="single" w:sz="4" w:space="1" w:color="auto"/>
+        </w:pBdr>
+        <w:spacing w:after="0"/>
+      </w:pPr>
+      <w:r>
+        <w:pict w14:anchorId="03B8A631">
+          <v:rect id="_x0000_i1031" style="width:0;height:1.5pt" o:hralign="center" o:hrstd="t" o:hr="t" fillcolor="#a0a0a0" stroked="f"/>
+        </w:pict>
+      </w:r>
+    </w:p>
+    <w:p>
+      <w:pPr>
+        <w:pBdr>
+          <w:top w:val="single" w:sz="4" w:space="1" w:color="auto"/>
+        </w:pBdr>
+        <w:spacing w:after="0"/>
+        <w:rPr>
+          <w:b/>
+          <w:bCs/>
+        </w:rPr>
+      </w:pPr>
+      <w:r>
+        <w:rPr>
+          <w:b/>
+          <w:bCs/>
+        </w:rPr>
+        <w:t>Parse JSON</w:t>
+      </w:r>
+    </w:p>
+    <w:p>
+      <w:pPr>
+        <w:pBdr>
+          <w:top w:val="single" w:sz="4" w:space="1" w:color="auto"/>
+        </w:pBdr>
+        <w:spacing w:after="0"/>
+      </w:pPr>
+      <w:r>
+        <w:t xml:space="preserve">log = </w:t>
+      </w:r>
+      <w:proofErr w:type="gramStart"/>
+      <w:r>
+        <w:t>json.loads</w:t>
+      </w:r>
+      <w:proofErr w:type="gramEnd"/>
+      <w:r>
+        <w:t>(entry["message"])</w:t>
+      </w:r>
+    </w:p>
+    <w:p>
+      <w:pPr>
+        <w:pBdr>
+          <w:top w:val="single" w:sz="4" w:space="1" w:color="auto"/>
+        </w:pBdr>
+        <w:spacing w:after="0"/>
+      </w:pPr>
+      <w:r>
+        <w:t>Each log entry is JSON data.</w:t>
+      </w:r>
+    </w:p>
+    <w:p>
+      <w:pPr>
+        <w:pBdr>
+          <w:top w:val="single" w:sz="4" w:space="1" w:color="auto"/>
+        </w:pBdr>
+        <w:spacing w:after="0"/>
+      </w:pPr>
+      <w:r>
+        <w:pict w14:anchorId="5DCC59B9">
+          <v:rect id="_x0000_i1032" style="width:0;height:1.5pt" o:hralign="center" o:hrstd="t" o:hr="t" fillcolor="#a0a0a0" stroked="f"/>
+        </w:pict>
+      </w:r>
+    </w:p>
+    <w:p>
+      <w:pPr>
+        <w:pBdr>
+          <w:top w:val="single" w:sz="4" w:space="1" w:color="auto"/>
+        </w:pBdr>
+        <w:spacing w:after="0"/>
+        <w:rPr>
+          <w:b/>
+          <w:bCs/>
+        </w:rPr>
+      </w:pPr>
+      <w:r>
+        <w:rPr>
+          <w:b/>
+          <w:bCs/>
+        </w:rPr>
+        <w:t>Filter network responses</w:t>
+      </w:r>
+    </w:p>
+    <w:p>
+      <w:pPr>
+        <w:pBdr>
+          <w:top w:val="single" w:sz="4" w:space="1" w:color="auto"/>
+        </w:pBdr>
+        <w:spacing w:after="0"/>
+      </w:pPr>
+      <w:r>
+        <w:t>if message["method"] == "Network.responseReceived":</w:t>
+      </w:r>
+    </w:p>
+    <w:p>
+      <w:pPr>
+        <w:pBdr>
+          <w:top w:val="single" w:sz="4" w:space="1" w:color="auto"/>
+        </w:pBdr>
+        <w:spacing w:after="0"/>
+      </w:pPr>
+      <w:r>
+        <w:t>Only response events.</w:t>
+      </w:r>
+    </w:p>
+    <w:p>
+      <w:pPr>
+        <w:pBdr>
+          <w:top w:val="single" w:sz="4" w:space="1" w:color="auto"/>
+        </w:pBdr>
+        <w:spacing w:after="0"/>
+      </w:pPr>
+      <w:r>
+        <w:pict w14:anchorId="039B09B1">
+          <v:rect id="_x0000_i1033" style="width:0;height:1.5pt" o:hralign="center" o:hrstd="t" o:hr="t" fillcolor="#a0a0a0" stroked="f"/>
+        </w:pict>
+      </w:r>
+    </w:p>
+    <w:p>
+      <w:pPr>
+        <w:pBdr>
+          <w:top w:val="single" w:sz="4" w:space="1" w:color="auto"/>
+        </w:pBdr>
+        <w:spacing w:after="0"/>
+        <w:rPr>
+          <w:b/>
+          <w:bCs/>
+        </w:rPr>
+      </w:pPr>
+      <w:r>
+        <w:rPr>
+          <w:rFonts w:ascii="Segoe UI Emoji" w:hAnsi="Segoe UI Emoji" w:cs="Segoe UI Emoji"/>
+          <w:b/>
+          <w:bCs/>
+        </w:rPr>
+        <w:t>✅</w:t>
+      </w:r>
+      <w:r>
+        <w:rPr>
+          <w:b/>
+          <w:bCs/>
+        </w:rPr>
+        <w:t xml:space="preserve"> Example Output</w:t>
+      </w:r>
+    </w:p>
+    <w:p>
+      <w:pPr>
+        <w:pBdr>
+          <w:top w:val="single" w:sz="4" w:space="1" w:color="auto"/>
+        </w:pBdr>
+        <w:spacing w:after="0"/>
+      </w:pPr>
+      <w:r>
+        <w:t>URL: https://example.com/api/login</w:t>
+      </w:r>
+    </w:p>
+    <w:p>
+      <w:pPr>
+        <w:pBdr>
+          <w:top w:val="single" w:sz="4" w:space="1" w:color="auto"/>
+        </w:pBdr>
+        <w:spacing w:after="0"/>
+      </w:pPr>
+      <w:r>
+        <w:t>Status: 200</w:t>
+      </w:r>
+    </w:p>
+    <w:p>
+      <w:pPr>
+        <w:pBdr>
+          <w:top w:val="single" w:sz="4" w:space="1" w:color="auto"/>
+        </w:pBdr>
+        <w:spacing w:after="0"/>
+      </w:pPr>
+    </w:p>
+    <w:p>
+      <w:pPr>
+        <w:pBdr>
+          <w:top w:val="single" w:sz="4" w:space="1" w:color="auto"/>
+        </w:pBdr>
+        <w:spacing w:after="0"/>
+      </w:pPr>
+      <w:r>
+        <w:t>URL: https://example.com/logo.png</w:t>
+      </w:r>
+    </w:p>
+    <w:p>
+      <w:pPr>
+        <w:pBdr>
+          <w:top w:val="single" w:sz="4" w:space="1" w:color="auto"/>
+        </w:pBdr>
+        <w:spacing w:after="0"/>
+      </w:pPr>
+      <w:r>
+        <w:t>Status: 200</w:t>
+      </w:r>
+    </w:p>
+    <w:p>
+      <w:pPr>
+        <w:pBdr>
+          <w:top w:val="single" w:sz="4" w:space="1" w:color="auto"/>
+        </w:pBdr>
+        <w:spacing w:after="0"/>
+      </w:pPr>
+      <w:r>
+        <w:pict w14:anchorId="6DCF8BF6">
+          <v:rect id="_x0000_i1034" style="width:0;height:1.5pt" o:hralign="center" o:hrstd="t" o:hr="t" fillcolor="#a0a0a0" stroked="f"/>
+        </w:pict>
+      </w:r>
+    </w:p>
+    <w:p>
+      <w:pPr>
+        <w:pBdr>
+          <w:top w:val="single" w:sz="4" w:space="1" w:color="auto"/>
+        </w:pBdr>
+        <w:spacing w:after="0"/>
+        <w:rPr>
+          <w:b/>
+          <w:bCs/>
+        </w:rPr>
+      </w:pPr>
+      <w:r>
+        <w:rPr>
+          <w:rFonts w:ascii="Segoe UI Emoji" w:hAnsi="Segoe UI Emoji" w:cs="Segoe UI Emoji"/>
+          <w:b/>
+          <w:bCs/>
+        </w:rPr>
+        <w:t>✅</w:t>
+      </w:r>
+      <w:r>
+        <w:rPr>
+          <w:b/>
+          <w:bCs/>
+        </w:rPr>
+        <w:t xml:space="preserve"> Method 2 — Capture Only Failed Requests</w:t>
+      </w:r>
+    </w:p>
+    <w:p>
+      <w:pPr>
+        <w:pBdr>
+          <w:top w:val="single" w:sz="4" w:space="1" w:color="auto"/>
+        </w:pBdr>
+        <w:spacing w:after="0"/>
+      </w:pPr>
+      <w:r>
+        <w:lastRenderedPageBreak/>
+        <w:t>Useful in enterprise validation.</w:t>
+      </w:r>
+    </w:p>
+    <w:p>
+      <w:pPr>
+        <w:pBdr>
+          <w:top w:val="single" w:sz="4" w:space="1" w:color="auto"/>
+        </w:pBdr>
+        <w:spacing w:after="0"/>
+      </w:pPr>
+      <w:r>
+        <w:pict w14:anchorId="4E395334">
+          <v:rect id="_x0000_i1035" style="width:0;height:1.5pt" o:hralign="center" o:hrstd="t" o:hr="t" fillcolor="#a0a0a0" stroked="f"/>
+        </w:pict>
+      </w:r>
+    </w:p>
+    <w:p>
+      <w:pPr>
+        <w:pBdr>
+          <w:top w:val="single" w:sz="4" w:space="1" w:color="auto"/>
+        </w:pBdr>
+        <w:spacing w:after="0"/>
+      </w:pPr>
+      <w:r>
+        <w:t>for entry in logs:</w:t>
+      </w:r>
+    </w:p>
+    <w:p>
+      <w:pPr>
+        <w:pBdr>
+          <w:top w:val="single" w:sz="4" w:space="1" w:color="auto"/>
+        </w:pBdr>
+        <w:spacing w:after="0"/>
+      </w:pPr>
+      <w:r>
+        <w:t xml:space="preserve">    log = </w:t>
+      </w:r>
+      <w:proofErr w:type="gramStart"/>
+      <w:r>
+        <w:t>json.loads</w:t>
+      </w:r>
+      <w:proofErr w:type="gramEnd"/>
+      <w:r>
+        <w:t>(entry["message"])</w:t>
+      </w:r>
+    </w:p>
+    <w:p>
+      <w:pPr>
+        <w:pBdr>
+          <w:top w:val="single" w:sz="4" w:space="1" w:color="auto"/>
+        </w:pBdr>
+        <w:spacing w:after="0"/>
+      </w:pPr>
+      <w:r>
+        <w:t xml:space="preserve">    message = log["message"]</w:t>
+      </w:r>
+    </w:p>
+    <w:p>
+      <w:pPr>
+        <w:pBdr>
+          <w:top w:val="single" w:sz="4" w:space="1" w:color="auto"/>
+        </w:pBdr>
+        <w:spacing w:after="0"/>
+      </w:pPr>
+    </w:p>
+    <w:p>
+      <w:pPr>
+        <w:pBdr>
+          <w:top w:val="single" w:sz="4" w:space="1" w:color="auto"/>
+        </w:pBdr>
+        <w:spacing w:after="0"/>
+      </w:pPr>
+      <w:r>
+        <w:t xml:space="preserve">    if message["method"] == "Network.responseReceived":</w:t>
+      </w:r>
+    </w:p>
+    <w:p>
+      <w:pPr>
+        <w:pBdr>
+          <w:top w:val="single" w:sz="4" w:space="1" w:color="auto"/>
+        </w:pBdr>
+        <w:spacing w:after="0"/>
+      </w:pPr>
+      <w:r>
+        <w:t xml:space="preserve">        response = message["params</w:t>
+      </w:r>
+      <w:proofErr w:type="gramStart"/>
+      <w:r>
         <w:t>"][</w:t>
       </w:r>
       <w:proofErr w:type="gramEnd"/>
       <w:r>
+        <w:t>"response"]</w:t>
+      </w:r>
+    </w:p>
+    <w:p>
+      <w:pPr>
+        <w:pBdr>
+          <w:top w:val="single" w:sz="4" w:space="1" w:color="auto"/>
+        </w:pBdr>
+        <w:spacing w:after="0"/>
+      </w:pPr>
+    </w:p>
+    <w:p>
+      <w:pPr>
+        <w:pBdr>
+          <w:top w:val="single" w:sz="4" w:space="1" w:color="auto"/>
+        </w:pBdr>
+        <w:spacing w:after="0"/>
+      </w:pPr>
+      <w:r>
+        <w:t xml:space="preserve">        if response["status"] &gt;= 400:</w:t>
+      </w:r>
+    </w:p>
+    <w:p>
+      <w:pPr>
+        <w:pBdr>
+          <w:top w:val="single" w:sz="4" w:space="1" w:color="auto"/>
+        </w:pBdr>
+        <w:spacing w:after="0"/>
+      </w:pPr>
+      <w:r>
+        <w:t xml:space="preserve">            </w:t>
+      </w:r>
+      <w:proofErr w:type="gramStart"/>
+      <w:r>
+        <w:t>print(</w:t>
+      </w:r>
+      <w:proofErr w:type="gramEnd"/>
+      <w:r>
+        <w:t>"Failed Request:", response["url"])</w:t>
+      </w:r>
+    </w:p>
+    <w:p>
+      <w:pPr>
+        <w:pBdr>
+          <w:top w:val="single" w:sz="4" w:space="1" w:color="auto"/>
+        </w:pBdr>
+        <w:spacing w:after="0"/>
+      </w:pPr>
+      <w:r>
+        <w:t xml:space="preserve">            </w:t>
+      </w:r>
+      <w:proofErr w:type="gramStart"/>
+      <w:r>
+        <w:t>print(</w:t>
+      </w:r>
+      <w:proofErr w:type="gramEnd"/>
+      <w:r>
+        <w:t>"Status:", response["status"])</w:t>
+      </w:r>
+    </w:p>
+    <w:p>
+      <w:pPr>
+        <w:pBdr>
+          <w:top w:val="single" w:sz="4" w:space="1" w:color="auto"/>
+        </w:pBdr>
+        <w:spacing w:after="0"/>
+      </w:pPr>
+      <w:r>
+        <w:pict w14:anchorId="0839CF08">
+          <v:rect id="_x0000_i1036" style="width:0;height:1.5pt" o:hralign="center" o:hrstd="t" o:hr="t" fillcolor="#a0a0a0" stroked="f"/>
+        </w:pict>
+      </w:r>
+    </w:p>
+    <w:p>
+      <w:pPr>
+        <w:pBdr>
+          <w:top w:val="single" w:sz="4" w:space="1" w:color="auto"/>
+        </w:pBdr>
+        <w:spacing w:after="0"/>
+        <w:rPr>
+          <w:b/>
+          <w:bCs/>
+        </w:rPr>
+      </w:pPr>
+      <w:r>
+        <w:rPr>
+          <w:b/>
+          <w:bCs/>
+        </w:rPr>
+        <w:t>Example output</w:t>
+      </w:r>
+    </w:p>
+    <w:p>
+      <w:pPr>
+        <w:pBdr>
+          <w:top w:val="single" w:sz="4" w:space="1" w:color="auto"/>
+        </w:pBdr>
+        <w:spacing w:after="0"/>
+      </w:pPr>
+      <w:r>
+        <w:t>Failed Request: https://example.com/api/user</w:t>
+      </w:r>
+    </w:p>
+    <w:p>
+      <w:pPr>
+        <w:pBdr>
+          <w:top w:val="single" w:sz="4" w:space="1" w:color="auto"/>
+        </w:pBdr>
+        <w:spacing w:after="0"/>
+      </w:pPr>
+      <w:r>
+        <w:t>Status: 500</w:t>
+      </w:r>
+    </w:p>
+    <w:p>
+      <w:pPr>
+        <w:pBdr>
+          <w:top w:val="single" w:sz="4" w:space="1" w:color="auto"/>
+        </w:pBdr>
+        <w:spacing w:after="0"/>
+      </w:pPr>
+      <w:r>
+        <w:pict w14:anchorId="2CC810EB">
+          <v:rect id="_x0000_i1037" style="width:0;height:1.5pt" o:hralign="center" o:hrstd="t" o:hr="t" fillcolor="#a0a0a0" stroked="f"/>
+        </w:pict>
+      </w:r>
+    </w:p>
+    <w:p>
+      <w:pPr>
+        <w:pBdr>
+          <w:top w:val="single" w:sz="4" w:space="1" w:color="auto"/>
+        </w:pBdr>
+        <w:spacing w:after="0"/>
+        <w:rPr>
+          <w:b/>
+          <w:bCs/>
+        </w:rPr>
+      </w:pPr>
+      <w:r>
+        <w:rPr>
+          <w:rFonts w:ascii="Segoe UI Emoji" w:hAnsi="Segoe UI Emoji" w:cs="Segoe UI Emoji"/>
+          <w:b/>
+          <w:bCs/>
+        </w:rPr>
+        <w:t>✅</w:t>
+      </w:r>
+      <w:r>
+        <w:rPr>
+          <w:b/>
+          <w:bCs/>
+        </w:rPr>
+        <w:t xml:space="preserve"> Method 3 — Capture Request URLs Only</w:t>
+      </w:r>
+    </w:p>
+    <w:p>
+      <w:pPr>
+        <w:pBdr>
+          <w:top w:val="single" w:sz="4" w:space="1" w:color="auto"/>
+        </w:pBdr>
+        <w:spacing w:after="0"/>
+      </w:pPr>
+      <w:r>
+        <w:pict w14:anchorId="123DC4E4">
+          <v:rect id="_x0000_i1038" style="width:0;height:1.5pt" o:hralign="center" o:hrstd="t" o:hr="t" fillcolor="#a0a0a0" stroked="f"/>
+        </w:pict>
+      </w:r>
+    </w:p>
+    <w:p>
+      <w:pPr>
+        <w:pBdr>
+          <w:top w:val="single" w:sz="4" w:space="1" w:color="auto"/>
+        </w:pBdr>
+        <w:spacing w:after="0"/>
+      </w:pPr>
+      <w:r>
+        <w:t>for entry in logs:</w:t>
+      </w:r>
+    </w:p>
+    <w:p>
+      <w:pPr>
+        <w:pBdr>
+          <w:top w:val="single" w:sz="4" w:space="1" w:color="auto"/>
+        </w:pBdr>
+        <w:spacing w:after="0"/>
+      </w:pPr>
+      <w:r>
+        <w:t xml:space="preserve">    log = </w:t>
+      </w:r>
+      <w:proofErr w:type="gramStart"/>
+      <w:r>
+        <w:t>json.loads</w:t>
+      </w:r>
+      <w:proofErr w:type="gramEnd"/>
+      <w:r>
+        <w:t>(entry["message"])</w:t>
+      </w:r>
+    </w:p>
+    <w:p>
+      <w:pPr>
+        <w:pBdr>
+          <w:top w:val="single" w:sz="4" w:space="1" w:color="auto"/>
+        </w:pBdr>
+        <w:spacing w:after="0"/>
+      </w:pPr>
+      <w:r>
+        <w:t xml:space="preserve">    message = log["message"]</w:t>
+      </w:r>
+    </w:p>
+    <w:p>
+      <w:pPr>
+        <w:pBdr>
+          <w:top w:val="single" w:sz="4" w:space="1" w:color="auto"/>
+        </w:pBdr>
+        <w:spacing w:after="0"/>
+      </w:pPr>
+    </w:p>
+    <w:p>
+      <w:pPr>
+        <w:pBdr>
+          <w:top w:val="single" w:sz="4" w:space="1" w:color="auto"/>
+        </w:pBdr>
+        <w:spacing w:after="0"/>
+      </w:pPr>
+      <w:r>
+        <w:t xml:space="preserve">    if message["method"] == "Network.requestWillBeSent":</w:t>
+      </w:r>
+    </w:p>
+    <w:p>
+      <w:pPr>
+        <w:pBdr>
+          <w:top w:val="single" w:sz="4" w:space="1" w:color="auto"/>
+        </w:pBdr>
+        <w:spacing w:after="0"/>
+      </w:pPr>
+      <w:r>
+        <w:t xml:space="preserve">        request_url = message["params</w:t>
+      </w:r>
+      <w:proofErr w:type="gramStart"/>
+      <w:r>
+        <w:t>"][</w:t>
+      </w:r>
+      <w:proofErr w:type="gramEnd"/>
+      <w:r>
+        <w:t>"request</w:t>
+      </w:r>
+      <w:proofErr w:type="gramStart"/>
+      <w:r>
+        <w:t>"][</w:t>
+      </w:r>
+      <w:proofErr w:type="gramEnd"/>
+      <w:r>
+        <w:t>"url"]</w:t>
+      </w:r>
+    </w:p>
+    <w:p>
+      <w:pPr>
+        <w:pBdr>
+          <w:top w:val="single" w:sz="4" w:space="1" w:color="auto"/>
+        </w:pBdr>
+        <w:spacing w:after="0"/>
+      </w:pPr>
+      <w:r>
+        <w:t xml:space="preserve">        print(request_url)</w:t>
+      </w:r>
+    </w:p>
+    <w:p>
+      <w:pPr>
+        <w:pBdr>
+          <w:top w:val="single" w:sz="4" w:space="1" w:color="auto"/>
+        </w:pBdr>
+        <w:spacing w:after="0"/>
+      </w:pPr>
+      <w:r>
+        <w:pict w14:anchorId="66B7172C">
+          <v:rect id="_x0000_i1039" style="width:0;height:1.5pt" o:hralign="center" o:hrstd="t" o:hr="t" fillcolor="#a0a0a0" stroked="f"/>
+        </w:pict>
+      </w:r>
+    </w:p>
+    <w:p>
+      <w:pPr>
+        <w:pBdr>
+          <w:top w:val="single" w:sz="4" w:space="1" w:color="auto"/>
+        </w:pBdr>
+        <w:spacing w:after="0"/>
+        <w:rPr>
+          <w:b/>
+          <w:bCs/>
+        </w:rPr>
+      </w:pPr>
+      <w:r>
+        <w:rPr>
+          <w:b/>
+          <w:bCs/>
+        </w:rPr>
+        <w:t>Useful for verifying API calls.</w:t>
+      </w:r>
+    </w:p>
+    <w:p>
+      <w:pPr>
+        <w:pBdr>
+          <w:top w:val="single" w:sz="4" w:space="1" w:color="auto"/>
+        </w:pBdr>
+        <w:spacing w:after="0"/>
+      </w:pPr>
+      <w:r>
+        <w:pict w14:anchorId="1900E39B">
+          <v:rect id="_x0000_i1040" style="width:0;height:1.5pt" o:hralign="center" o:hrstd="t" o:hr="t" fillcolor="#a0a0a0" stroked="f"/>
+        </w:pict>
+      </w:r>
+    </w:p>
+    <w:p>
+      <w:pPr>
+        <w:pBdr>
+          <w:top w:val="single" w:sz="4" w:space="1" w:color="auto"/>
+        </w:pBdr>
+        <w:spacing w:after="0"/>
+        <w:rPr>
+          <w:b/>
+          <w:bCs/>
+        </w:rPr>
+      </w:pPr>
+      <w:r>
+        <w:rPr>
+          <w:rFonts w:ascii="Segoe UI Emoji" w:hAnsi="Segoe UI Emoji" w:cs="Segoe UI Emoji"/>
+          <w:b/>
+          <w:bCs/>
+        </w:rPr>
+        <w:t>✅</w:t>
+      </w:r>
+      <w:r>
+        <w:rPr>
+          <w:b/>
+          <w:bCs/>
+        </w:rPr>
+        <w:t xml:space="preserve"> Validate Specific API Call</w:t>
+      </w:r>
+    </w:p>
+    <w:p>
+      <w:pPr>
+        <w:pBdr>
+          <w:top w:val="single" w:sz="4" w:space="1" w:color="auto"/>
+        </w:pBdr>
+        <w:spacing w:after="0"/>
+      </w:pPr>
+      <w:r>
+        <w:t>Senior framework example.</w:t>
+      </w:r>
+    </w:p>
+    <w:p>
+      <w:pPr>
+        <w:pBdr>
+          <w:top w:val="single" w:sz="4" w:space="1" w:color="auto"/>
+        </w:pBdr>
+        <w:spacing w:after="0"/>
+      </w:pPr>
+      <w:r>
+        <w:pict w14:anchorId="52286502">
+          <v:rect id="_x0000_i1041" style="width:0;height:1.5pt" o:hralign="center" o:hrstd="t" o:hr="t" fillcolor="#a0a0a0" stroked="f"/>
+        </w:pict>
+      </w:r>
+    </w:p>
+    <w:p>
+      <w:pPr>
+        <w:pBdr>
+          <w:top w:val="single" w:sz="4" w:space="1" w:color="auto"/>
+        </w:pBdr>
+        <w:spacing w:after="0"/>
+      </w:pPr>
+      <w:r>
+        <w:t>target_api = "/api/login"</w:t>
+      </w:r>
+    </w:p>
+    <w:p>
+      <w:pPr>
+        <w:pBdr>
+          <w:top w:val="single" w:sz="4" w:space="1" w:color="auto"/>
+        </w:pBdr>
+        <w:spacing w:after="0"/>
+      </w:pPr>
+    </w:p>
+    <w:p>
+      <w:pPr>
+        <w:pBdr>
+          <w:top w:val="single" w:sz="4" w:space="1" w:color="auto"/>
+        </w:pBdr>
+        <w:spacing w:after="0"/>
+      </w:pPr>
+      <w:r>
+        <w:t>for entry in logs:</w:t>
+      </w:r>
+    </w:p>
+    <w:p>
+      <w:pPr>
+        <w:pBdr>
+          <w:top w:val="single" w:sz="4" w:space="1" w:color="auto"/>
+        </w:pBdr>
+        <w:spacing w:after="0"/>
+      </w:pPr>
+      <w:r>
+        <w:t xml:space="preserve">    log = </w:t>
+      </w:r>
+      <w:proofErr w:type="gramStart"/>
+      <w:r>
+        <w:t>json.loads</w:t>
+      </w:r>
+      <w:proofErr w:type="gramEnd"/>
+      <w:r>
+        <w:t>(entry["message"])</w:t>
+      </w:r>
+    </w:p>
+    <w:p>
+      <w:pPr>
+        <w:pBdr>
+          <w:top w:val="single" w:sz="4" w:space="1" w:color="auto"/>
+        </w:pBdr>
+        <w:spacing w:after="0"/>
+      </w:pPr>
+      <w:r>
+        <w:t xml:space="preserve">    message = log["message"]</w:t>
+      </w:r>
+    </w:p>
+    <w:p>
+      <w:pPr>
+        <w:pBdr>
+          <w:top w:val="single" w:sz="4" w:space="1" w:color="auto"/>
+        </w:pBdr>
+        <w:spacing w:after="0"/>
+      </w:pPr>
+    </w:p>
+    <w:p>
+      <w:pPr>
+        <w:pBdr>
+          <w:top w:val="single" w:sz="4" w:space="1" w:color="auto"/>
+        </w:pBdr>
+        <w:spacing w:after="0"/>
+      </w:pPr>
+      <w:r>
+        <w:t xml:space="preserve">    if message["method"] == "Network.responseReceived":</w:t>
+      </w:r>
+    </w:p>
+    <w:p>
+      <w:pPr>
+        <w:pBdr>
+          <w:top w:val="single" w:sz="4" w:space="1" w:color="auto"/>
+        </w:pBdr>
+        <w:spacing w:after="0"/>
+      </w:pPr>
+      <w:r>
+        <w:t xml:space="preserve">        response = message["params</w:t>
+      </w:r>
+      <w:proofErr w:type="gramStart"/>
+      <w:r>
+        <w:t>"][</w:t>
+      </w:r>
+      <w:proofErr w:type="gramEnd"/>
+      <w:r>
+        <w:t>"response"]</w:t>
+      </w:r>
+    </w:p>
+    <w:p>
+      <w:pPr>
+        <w:pBdr>
+          <w:top w:val="single" w:sz="4" w:space="1" w:color="auto"/>
+        </w:pBdr>
+        <w:spacing w:after="0"/>
+      </w:pPr>
+    </w:p>
+    <w:p>
+      <w:pPr>
+        <w:pBdr>
+          <w:top w:val="single" w:sz="4" w:space="1" w:color="auto"/>
+        </w:pBdr>
+        <w:spacing w:after="0"/>
+      </w:pPr>
+      <w:r>
+        <w:t xml:space="preserve">        if target_api in response["url"]:</w:t>
+      </w:r>
+    </w:p>
+    <w:p>
+      <w:pPr>
+        <w:pBdr>
+          <w:top w:val="single" w:sz="4" w:space="1" w:color="auto"/>
+        </w:pBdr>
+        <w:spacing w:after="0"/>
+      </w:pPr>
+      <w:r>
+        <w:t xml:space="preserve">            assert response["status"] == 200</w:t>
+      </w:r>
+    </w:p>
+    <w:p>
+      <w:pPr>
+        <w:pBdr>
+          <w:top w:val="single" w:sz="4" w:space="1" w:color="auto"/>
+        </w:pBdr>
+        <w:spacing w:after="0"/>
+      </w:pPr>
+      <w:r>
+        <w:pict w14:anchorId="72B7E44D">
+          <v:rect id="_x0000_i1042" style="width:0;height:1.5pt" o:hralign="center" o:hrstd="t" o:hr="t" fillcolor="#a0a0a0" stroked="f"/>
+        </w:pict>
+      </w:r>
+    </w:p>
+    <w:p>
+      <w:pPr>
+        <w:pBdr>
+          <w:top w:val="single" w:sz="4" w:space="1" w:color="auto"/>
+        </w:pBdr>
+        <w:spacing w:after="0"/>
+        <w:rPr>
+          <w:b/>
+          <w:bCs/>
+        </w:rPr>
+      </w:pPr>
+      <w:r>
+        <w:rPr>
+          <w:b/>
+          <w:bCs/>
+        </w:rPr>
+        <w:t>Good for UI + API validation.</w:t>
+      </w:r>
+    </w:p>
+    <w:p>
+      <w:pPr>
+        <w:pBdr>
+          <w:top w:val="single" w:sz="4" w:space="1" w:color="auto"/>
+        </w:pBdr>
+        <w:spacing w:after="0"/>
+      </w:pPr>
+      <w:r>
+        <w:pict w14:anchorId="13BE515E">
+          <v:rect id="_x0000_i1043" style="width:0;height:1.5pt" o:hralign="center" o:hrstd="t" o:hr="t" fillcolor="#a0a0a0" stroked="f"/>
+        </w:pict>
+      </w:r>
+    </w:p>
+    <w:p>
+      <w:pPr>
+        <w:pBdr>
+          <w:top w:val="single" w:sz="4" w:space="1" w:color="auto"/>
+        </w:pBdr>
+        <w:spacing w:after="0"/>
+        <w:rPr>
+          <w:b/>
+          <w:bCs/>
+        </w:rPr>
+      </w:pPr>
+      <w:r>
+        <w:rPr>
+          <w:rFonts w:ascii="Segoe UI Emoji" w:hAnsi="Segoe UI Emoji" w:cs="Segoe UI Emoji"/>
+          <w:b/>
+          <w:bCs/>
+        </w:rPr>
+        <w:t>✅</w:t>
+      </w:r>
+      <w:r>
+        <w:rPr>
+          <w:b/>
+          <w:bCs/>
+        </w:rPr>
+        <w:t xml:space="preserve"> Reusable Utility Function</w:t>
+      </w:r>
+    </w:p>
+    <w:p>
+      <w:pPr>
+        <w:pBdr>
+          <w:top w:val="single" w:sz="4" w:space="1" w:color="auto"/>
+        </w:pBdr>
+        <w:spacing w:after="0"/>
+      </w:pPr>
+      <w:r>
+        <w:t>Framework style.</w:t>
+      </w:r>
+    </w:p>
+    <w:p>
+      <w:pPr>
+        <w:pBdr>
+          <w:top w:val="single" w:sz="4" w:space="1" w:color="auto"/>
+        </w:pBdr>
+        <w:spacing w:after="0"/>
+      </w:pPr>
+      <w:r>
+        <w:pict w14:anchorId="07442C23">
+          <v:rect id="_x0000_i1044" style="width:0;height:1.5pt" o:hralign="center" o:hrstd="t" o:hr="t" fillcolor="#a0a0a0" stroked="f"/>
+        </w:pict>
+      </w:r>
+    </w:p>
+    <w:p>
+      <w:pPr>
+        <w:pBdr>
+          <w:top w:val="single" w:sz="4" w:space="1" w:color="auto"/>
+        </w:pBdr>
+        <w:spacing w:after="0"/>
+      </w:pPr>
+      <w:r>
+        <w:t>import json</w:t>
+      </w:r>
+    </w:p>
+    <w:p>
+      <w:pPr>
+        <w:pBdr>
+          <w:top w:val="single" w:sz="4" w:space="1" w:color="auto"/>
+        </w:pBdr>
+        <w:spacing w:after="0"/>
+      </w:pPr>
+    </w:p>
+    <w:p>
+      <w:pPr>
+        <w:pBdr>
+          <w:top w:val="single" w:sz="4" w:space="1" w:color="auto"/>
+        </w:pBdr>
+        <w:spacing w:after="0"/>
+      </w:pPr>
+      <w:r>
+        <w:t>def get_network_logs(driver):</w:t>
+      </w:r>
+    </w:p>
+    <w:p>
+      <w:pPr>
+        <w:pBdr>
+          <w:top w:val="single" w:sz="4" w:space="1" w:color="auto"/>
+        </w:pBdr>
+        <w:spacing w:after="0"/>
+      </w:pPr>
+      <w:r>
+        <w:t xml:space="preserve">    logs = driver.get_log("performance")</w:t>
+      </w:r>
+    </w:p>
+    <w:p>
+      <w:pPr>
+        <w:pBdr>
+          <w:top w:val="single" w:sz="4" w:space="1" w:color="auto"/>
+        </w:pBdr>
+        <w:spacing w:after="0"/>
+      </w:pPr>
+      <w:r>
+        <w:t xml:space="preserve">    network_data = []</w:t>
+      </w:r>
+    </w:p>
+    <w:p>
+      <w:pPr>
+        <w:pBdr>
+          <w:top w:val="single" w:sz="4" w:space="1" w:color="auto"/>
+        </w:pBdr>
+        <w:spacing w:after="0"/>
+      </w:pPr>
+    </w:p>
+    <w:p>
+      <w:pPr>
+        <w:pBdr>
+          <w:top w:val="single" w:sz="4" w:space="1" w:color="auto"/>
+        </w:pBdr>
+        <w:spacing w:after="0"/>
+      </w:pPr>
+      <w:r>
+        <w:t xml:space="preserve">    for entry in logs:</w:t>
+      </w:r>
+    </w:p>
+    <w:p>
+      <w:pPr>
+        <w:pBdr>
+          <w:top w:val="single" w:sz="4" w:space="1" w:color="auto"/>
+        </w:pBdr>
+        <w:spacing w:after="0"/>
+      </w:pPr>
+      <w:r>
+        <w:t xml:space="preserve">        log = </w:t>
+      </w:r>
+      <w:proofErr w:type="gramStart"/>
+      <w:r>
+        <w:t>json.loads</w:t>
+      </w:r>
+      <w:proofErr w:type="gramEnd"/>
+      <w:r>
+        <w:t>(entry["message"])</w:t>
+      </w:r>
+    </w:p>
+    <w:p>
+      <w:pPr>
+        <w:pBdr>
+          <w:top w:val="single" w:sz="4" w:space="1" w:color="auto"/>
+        </w:pBdr>
+        <w:spacing w:after="0"/>
+      </w:pPr>
+      <w:r>
+        <w:t xml:space="preserve">        message = log["message"]</w:t>
+      </w:r>
+    </w:p>
+    <w:p>
+      <w:pPr>
+        <w:pBdr>
+          <w:top w:val="single" w:sz="4" w:space="1" w:color="auto"/>
+        </w:pBdr>
+        <w:spacing w:after="0"/>
+      </w:pPr>
+    </w:p>
+    <w:p>
+      <w:pPr>
+        <w:pBdr>
+          <w:top w:val="single" w:sz="4" w:space="1" w:color="auto"/>
+        </w:pBdr>
+        <w:spacing w:after="0"/>
+      </w:pPr>
+      <w:r>
+        <w:t xml:space="preserve">        if message["method"] == "Network.responseReceived":</w:t>
+      </w:r>
+    </w:p>
+    <w:p>
+      <w:pPr>
+        <w:pBdr>
+          <w:top w:val="single" w:sz="4" w:space="1" w:color="auto"/>
+        </w:pBdr>
+        <w:spacing w:after="0"/>
+      </w:pPr>
+      <w:r>
+        <w:t xml:space="preserve">            response = message["params</w:t>
+      </w:r>
+      <w:proofErr w:type="gramStart"/>
+      <w:r>
+        <w:t>"][</w:t>
+      </w:r>
+      <w:proofErr w:type="gramEnd"/>
+      <w:r>
+        <w:t>"response"]</w:t>
+      </w:r>
+    </w:p>
+    <w:p>
+      <w:pPr>
+        <w:pBdr>
+          <w:top w:val="single" w:sz="4" w:space="1" w:color="auto"/>
+        </w:pBdr>
+        <w:spacing w:after="0"/>
+      </w:pPr>
+    </w:p>
+    <w:p>
+      <w:pPr>
+        <w:pBdr>
+          <w:top w:val="single" w:sz="4" w:space="1" w:color="auto"/>
+        </w:pBdr>
+        <w:spacing w:after="0"/>
+      </w:pPr>
+      <w:r>
+        <w:t xml:space="preserve">            network_</w:t>
+      </w:r>
+      <w:proofErr w:type="gramStart"/>
+      <w:r>
+        <w:t>data.append</w:t>
+      </w:r>
+      <w:proofErr w:type="gramEnd"/>
+      <w:r>
+        <w:t>({</w:t>
+      </w:r>
+    </w:p>
+    <w:p>
+      <w:pPr>
+        <w:pBdr>
+          <w:top w:val="single" w:sz="4" w:space="1" w:color="auto"/>
+        </w:pBdr>
+        <w:spacing w:after="0"/>
+      </w:pPr>
+      <w:r>
+        <w:t xml:space="preserve">                "url": response["url"],</w:t>
+      </w:r>
+    </w:p>
+    <w:p>
+      <w:pPr>
+        <w:pBdr>
+          <w:top w:val="single" w:sz="4" w:space="1" w:color="auto"/>
+        </w:pBdr>
+        <w:spacing w:after="0"/>
+      </w:pPr>
+      <w:r>
+        <w:t xml:space="preserve">                "status": response["status"]</w:t>
+      </w:r>
+    </w:p>
+    <w:p>
+      <w:pPr>
+        <w:pBdr>
+          <w:top w:val="single" w:sz="4" w:space="1" w:color="auto"/>
+        </w:pBdr>
+        <w:spacing w:after="0"/>
+      </w:pPr>
+      <w:r>
+        <w:t xml:space="preserve">            })</w:t>
+      </w:r>
+    </w:p>
+    <w:p>
+      <w:pPr>
+        <w:pBdr>
+          <w:top w:val="single" w:sz="4" w:space="1" w:color="auto"/>
+        </w:pBdr>
+        <w:spacing w:after="0"/>
+      </w:pPr>
+    </w:p>
+    <w:p>
+      <w:pPr>
+        <w:pBdr>
+          <w:top w:val="single" w:sz="4" w:space="1" w:color="auto"/>
+        </w:pBdr>
+        <w:spacing w:after="0"/>
+      </w:pPr>
+      <w:r>
+        <w:t xml:space="preserve">    return network_data</w:t>
+      </w:r>
+    </w:p>
+    <w:p>
+      <w:pPr>
+        <w:pBdr>
+          <w:top w:val="single" w:sz="4" w:space="1" w:color="auto"/>
+        </w:pBdr>
+        <w:spacing w:after="0"/>
+      </w:pPr>
+      <w:r>
+        <w:pict w14:anchorId="5D5DFBE7">
+          <v:rect id="_x0000_i1045" style="width:0;height:1.5pt" o:hralign="center" o:hrstd="t" o:hr="t" fillcolor="#a0a0a0" stroked="f"/>
+        </w:pict>
+      </w:r>
+    </w:p>
+    <w:p>
+      <w:pPr>
+        <w:pBdr>
+          <w:top w:val="single" w:sz="4" w:space="1" w:color="auto"/>
+        </w:pBdr>
+        <w:spacing w:after="0"/>
+        <w:rPr>
+          <w:b/>
+          <w:bCs/>
+        </w:rPr>
+      </w:pPr>
+      <w:r>
+        <w:rPr>
+          <w:b/>
+          <w:bCs/>
+        </w:rPr>
+        <w:t>Usage</w:t>
+      </w:r>
+    </w:p>
+    <w:p>
+      <w:pPr>
+        <w:pBdr>
+          <w:top w:val="single" w:sz="4" w:space="1" w:color="auto"/>
+        </w:pBdr>
+        <w:spacing w:after="0"/>
+      </w:pPr>
+      <w:r>
+        <w:t>network_logs = get_network_logs(driver)</w:t>
+      </w:r>
+    </w:p>
+    <w:p>
+      <w:pPr>
+        <w:pBdr>
+          <w:top w:val="single" w:sz="4" w:space="1" w:color="auto"/>
+        </w:pBdr>
+        <w:spacing w:after="0"/>
+      </w:pPr>
+    </w:p>
+    <w:p>
+      <w:pPr>
+        <w:pBdr>
+          <w:top w:val="single" w:sz="4" w:space="1" w:color="auto"/>
+        </w:pBdr>
+        <w:spacing w:after="0"/>
+      </w:pPr>
+      <w:r>
+        <w:t>for item in network_logs:</w:t>
+      </w:r>
+    </w:p>
+    <w:p>
+      <w:pPr>
+        <w:pBdr>
+          <w:top w:val="single" w:sz="4" w:space="1" w:color="auto"/>
+        </w:pBdr>
+        <w:spacing w:after="0"/>
+      </w:pPr>
+      <w:r>
+        <w:t xml:space="preserve">    print(item)</w:t>
+      </w:r>
+    </w:p>
+    <w:p>
+      <w:pPr>
+        <w:pBdr>
+          <w:top w:val="single" w:sz="4" w:space="1" w:color="auto"/>
+        </w:pBdr>
+        <w:spacing w:after="0"/>
+      </w:pPr>
+      <w:r>
+        <w:pict w14:anchorId="7995A7CE">
+          <v:rect id="_x0000_i1046" style="width:0;height:1.5pt" o:hralign="center" o:hrstd="t" o:hr="t" fillcolor="#a0a0a0" stroked="f"/>
+        </w:pict>
+      </w:r>
+    </w:p>
+    <w:p>
+      <w:pPr>
+        <w:pBdr>
+          <w:top w:val="single" w:sz="4" w:space="1" w:color="auto"/>
+        </w:pBdr>
+        <w:spacing w:after="0"/>
+        <w:rPr>
+          <w:b/>
+          <w:bCs/>
+        </w:rPr>
+      </w:pPr>
+      <w:r>
+        <w:rPr>
+          <w:b/>
+          <w:bCs/>
+        </w:rPr>
+        <w:t>Output example</w:t>
+      </w:r>
+    </w:p>
+    <w:p>
+      <w:pPr>
+        <w:pBdr>
+          <w:top w:val="single" w:sz="4" w:space="1" w:color="auto"/>
+        </w:pBdr>
+        <w:spacing w:after="0"/>
+      </w:pPr>
+      <w:r>
+        <w:t>{'url': 'https://example.com/api/login', 'status': 200}</w:t>
+      </w:r>
+    </w:p>
+    <w:p>
+      <w:pPr>
+        <w:pBdr>
+          <w:top w:val="single" w:sz="4" w:space="1" w:color="auto"/>
+        </w:pBdr>
+        <w:spacing w:after="0"/>
+      </w:pPr>
+      <w:r>
+        <w:pict w14:anchorId="7D537056">
+          <v:rect id="_x0000_i1047" style="width:0;height:1.5pt" o:hralign="center" o:hrstd="t" o:hr="t" fillcolor="#a0a0a0" stroked="f"/>
+        </w:pict>
+      </w:r>
+    </w:p>
+    <w:p>
+      <w:pPr>
+        <w:pBdr>
+          <w:top w:val="single" w:sz="4" w:space="1" w:color="auto"/>
+        </w:pBdr>
+        <w:spacing w:after="0"/>
+        <w:rPr>
+          <w:b/>
+          <w:bCs/>
+        </w:rPr>
+      </w:pPr>
+      <w:r>
+        <w:rPr>
+          <w:rFonts w:ascii="Segoe UI Emoji" w:hAnsi="Segoe UI Emoji" w:cs="Segoe UI Emoji"/>
+          <w:b/>
+          <w:bCs/>
+        </w:rPr>
+        <w:t>✅</w:t>
+      </w:r>
+      <w:r>
+        <w:rPr>
+          <w:b/>
+          <w:bCs/>
+        </w:rPr>
+        <w:t xml:space="preserve"> Validate API Response in Test</w:t>
+      </w:r>
+    </w:p>
+    <w:p>
+      <w:pPr>
+        <w:pBdr>
+          <w:top w:val="single" w:sz="4" w:space="1" w:color="auto"/>
+        </w:pBdr>
+        <w:spacing w:after="0"/>
+      </w:pPr>
+      <w:r>
+        <w:pict w14:anchorId="05097FAB">
+          <v:rect id="_x0000_i1048" style="width:0;height:1.5pt" o:hralign="center" o:hrstd="t" o:hr="t" fillcolor="#a0a0a0" stroked="f"/>
+        </w:pict>
+      </w:r>
+    </w:p>
+    <w:p>
+      <w:pPr>
+        <w:pBdr>
+          <w:top w:val="single" w:sz="4" w:space="1" w:color="auto"/>
+        </w:pBdr>
+        <w:spacing w:after="0"/>
+      </w:pPr>
+      <w:r>
+        <w:t>def test_api_status(driver):</w:t>
+      </w:r>
+    </w:p>
+    <w:p>
+      <w:pPr>
+        <w:pBdr>
+          <w:top w:val="single" w:sz="4" w:space="1" w:color="auto"/>
+        </w:pBdr>
+        <w:spacing w:after="0"/>
+      </w:pPr>
+      <w:r>
+        <w:t xml:space="preserve">    driver.get("https://example.com")</w:t>
+      </w:r>
+    </w:p>
+    <w:p>
+      <w:pPr>
+        <w:pBdr>
+          <w:top w:val="single" w:sz="4" w:space="1" w:color="auto"/>
+        </w:pBdr>
+        <w:spacing w:after="0"/>
+      </w:pPr>
+    </w:p>
+    <w:p>
+      <w:pPr>
+        <w:pBdr>
+          <w:top w:val="single" w:sz="4" w:space="1" w:color="auto"/>
+        </w:pBdr>
+        <w:spacing w:after="0"/>
+      </w:pPr>
+      <w:r>
+        <w:t xml:space="preserve">    logs = get_network_logs(driver)</w:t>
+      </w:r>
+    </w:p>
+    <w:p>
+      <w:pPr>
+        <w:pBdr>
+          <w:top w:val="single" w:sz="4" w:space="1" w:color="auto"/>
+        </w:pBdr>
+        <w:spacing w:after="0"/>
+      </w:pPr>
+    </w:p>
+    <w:p>
+      <w:pPr>
+        <w:pBdr>
+          <w:top w:val="single" w:sz="4" w:space="1" w:color="auto"/>
+        </w:pBdr>
+        <w:spacing w:after="0"/>
+      </w:pPr>
+      <w:r>
+        <w:t xml:space="preserve">    for item in logs:</w:t>
+      </w:r>
+    </w:p>
+    <w:p>
+      <w:pPr>
+        <w:pBdr>
+          <w:top w:val="single" w:sz="4" w:space="1" w:color="auto"/>
+        </w:pBdr>
+        <w:spacing w:after="0"/>
+      </w:pPr>
+      <w:r>
+        <w:t xml:space="preserve">        if "/api/login" in item["url"]:</w:t>
+      </w:r>
+    </w:p>
+    <w:p>
+      <w:pPr>
+        <w:pBdr>
+          <w:top w:val="single" w:sz="4" w:space="1" w:color="auto"/>
+        </w:pBdr>
+        <w:spacing w:after="0"/>
+      </w:pPr>
+      <w:r>
+        <w:t xml:space="preserve">            assert item["status"] == 200</w:t>
+      </w:r>
+    </w:p>
+    <w:p>
+      <w:pPr>
+        <w:pBdr>
+          <w:top w:val="single" w:sz="4" w:space="1" w:color="auto"/>
+        </w:pBdr>
+        <w:spacing w:after="0"/>
+      </w:pPr>
+      <w:r>
+        <w:pict w14:anchorId="5873704D">
+          <v:rect id="_x0000_i1049" style="width:0;height:1.5pt" o:hralign="center" o:hrstd="t" o:hr="t" fillcolor="#a0a0a0" stroked="f"/>
+        </w:pict>
+      </w:r>
+    </w:p>
+    <w:p>
+      <w:pPr>
+        <w:pBdr>
+          <w:top w:val="single" w:sz="4" w:space="1" w:color="auto"/>
+        </w:pBdr>
+        <w:spacing w:after="0"/>
+        <w:rPr>
+          <w:b/>
+          <w:bCs/>
+        </w:rPr>
+      </w:pPr>
+      <w:r>
+        <w:rPr>
+          <w:rFonts w:ascii="Segoe UI Emoji" w:hAnsi="Segoe UI Emoji" w:cs="Segoe UI Emoji"/>
+          <w:b/>
+          <w:bCs/>
+        </w:rPr>
+        <w:t>✅</w:t>
+      </w:r>
+      <w:r>
+        <w:rPr>
+          <w:b/>
+          <w:bCs/>
+        </w:rPr>
+        <w:t xml:space="preserve"> Capture Headers</w:t>
+      </w:r>
+    </w:p>
+    <w:p>
+      <w:pPr>
+        <w:pBdr>
+          <w:top w:val="single" w:sz="4" w:space="1" w:color="auto"/>
+        </w:pBdr>
+        <w:spacing w:after="0"/>
+      </w:pPr>
+      <w:r>
+        <w:lastRenderedPageBreak/>
+        <w:t>Advanced use.</w:t>
+      </w:r>
+    </w:p>
+    <w:p>
+      <w:pPr>
+        <w:pBdr>
+          <w:top w:val="single" w:sz="4" w:space="1" w:color="auto"/>
+        </w:pBdr>
+        <w:spacing w:after="0"/>
+      </w:pPr>
+      <w:r>
+        <w:pict w14:anchorId="5FA8281E">
+          <v:rect id="_x0000_i1050" style="width:0;height:1.5pt" o:hralign="center" o:hrstd="t" o:hr="t" fillcolor="#a0a0a0" stroked="f"/>
+        </w:pict>
+      </w:r>
+    </w:p>
+    <w:p>
+      <w:pPr>
+        <w:pBdr>
+          <w:top w:val="single" w:sz="4" w:space="1" w:color="auto"/>
+        </w:pBdr>
+        <w:spacing w:after="0"/>
+      </w:pPr>
+      <w:r>
+        <w:t>headers = message["params</w:t>
+      </w:r>
+      <w:proofErr w:type="gramStart"/>
+      <w:r>
+        <w:t>"][</w:t>
+      </w:r>
+      <w:proofErr w:type="gramEnd"/>
+      <w:r>
         <w:t>"response</w:t>
       </w:r>
       <w:proofErr w:type="gramStart"/>
@@ -735,2096 +2507,6 @@
       </w:r>
       <w:proofErr w:type="gramEnd"/>
       <w:r>
-        <w:t>"</w:t>
-      </w:r>
-      <w:proofErr w:type="spellStart"/>
-      <w:r>
-        <w:t>url</w:t>
-      </w:r>
-      <w:proofErr w:type="spellEnd"/>
-      <w:r>
-        <w:t>"]</w:t>
-      </w:r>
-    </w:p>
-    <w:p>
-      <w:pPr>
-        <w:pBdr>
-          <w:top w:val="single" w:sz="4" w:space="1" w:color="auto"/>
-        </w:pBdr>
-        <w:spacing w:after="0"/>
-      </w:pPr>
-      <w:r>
-        <w:t xml:space="preserve">        status = message["params</w:t>
-      </w:r>
-      <w:proofErr w:type="gramStart"/>
-      <w:r>
-        <w:t>"][</w:t>
-      </w:r>
-      <w:proofErr w:type="gramEnd"/>
-      <w:r>
-        <w:t>"response</w:t>
-      </w:r>
-      <w:proofErr w:type="gramStart"/>
-      <w:r>
-        <w:t>"][</w:t>
-      </w:r>
-      <w:proofErr w:type="gramEnd"/>
-      <w:r>
-        <w:t>"status"]</w:t>
-      </w:r>
-    </w:p>
-    <w:p>
-      <w:pPr>
-        <w:pBdr>
-          <w:top w:val="single" w:sz="4" w:space="1" w:color="auto"/>
-        </w:pBdr>
-        <w:spacing w:after="0"/>
-      </w:pPr>
-    </w:p>
-    <w:p>
-      <w:pPr>
-        <w:pBdr>
-          <w:top w:val="single" w:sz="4" w:space="1" w:color="auto"/>
-        </w:pBdr>
-        <w:spacing w:after="0"/>
-      </w:pPr>
-      <w:r>
-        <w:t xml:space="preserve">        </w:t>
-      </w:r>
-      <w:proofErr w:type="gramStart"/>
-      <w:r>
-        <w:t>print(</w:t>
-      </w:r>
-      <w:proofErr w:type="spellStart"/>
-      <w:proofErr w:type="gramEnd"/>
-      <w:r>
-        <w:t>f"URL</w:t>
-      </w:r>
-      <w:proofErr w:type="spellEnd"/>
-      <w:r>
-        <w:t>: {</w:t>
-      </w:r>
-      <w:proofErr w:type="spellStart"/>
-      <w:r>
-        <w:t>url</w:t>
-      </w:r>
-      <w:proofErr w:type="spellEnd"/>
-      <w:r>
-        <w:t>}")</w:t>
-      </w:r>
-    </w:p>
-    <w:p>
-      <w:pPr>
-        <w:pBdr>
-          <w:top w:val="single" w:sz="4" w:space="1" w:color="auto"/>
-        </w:pBdr>
-        <w:spacing w:after="0"/>
-      </w:pPr>
-      <w:r>
-        <w:t xml:space="preserve">        </w:t>
-      </w:r>
-      <w:proofErr w:type="gramStart"/>
-      <w:r>
-        <w:t>print(</w:t>
-      </w:r>
-      <w:proofErr w:type="spellStart"/>
-      <w:proofErr w:type="gramEnd"/>
-      <w:r>
-        <w:t>f"Status</w:t>
-      </w:r>
-      <w:proofErr w:type="spellEnd"/>
-      <w:r>
-        <w:t>: {status}")</w:t>
-      </w:r>
-    </w:p>
-    <w:p>
-      <w:pPr>
-        <w:pBdr>
-          <w:top w:val="single" w:sz="4" w:space="1" w:color="auto"/>
-        </w:pBdr>
-        <w:spacing w:after="0"/>
-      </w:pPr>
-      <w:r>
-        <w:t xml:space="preserve">        </w:t>
-      </w:r>
-      <w:proofErr w:type="gramStart"/>
-      <w:r>
-        <w:t>print(</w:t>
-      </w:r>
-      <w:proofErr w:type="gramEnd"/>
-      <w:r>
-        <w:t>"-" * 50)</w:t>
-      </w:r>
-    </w:p>
-    <w:p>
-      <w:pPr>
-        <w:pBdr>
-          <w:top w:val="single" w:sz="4" w:space="1" w:color="auto"/>
-        </w:pBdr>
-        <w:spacing w:after="0"/>
-      </w:pPr>
-    </w:p>
-    <w:p>
-      <w:pPr>
-        <w:pBdr>
-          <w:top w:val="single" w:sz="4" w:space="1" w:color="auto"/>
-        </w:pBdr>
-        <w:spacing w:after="0"/>
-      </w:pPr>
-      <w:proofErr w:type="spellStart"/>
-      <w:proofErr w:type="gramStart"/>
-      <w:r>
-        <w:t>driver.quit</w:t>
-      </w:r>
-      <w:proofErr w:type="spellEnd"/>
-      <w:proofErr w:type="gramEnd"/>
-      <w:r>
-        <w:t>()</w:t>
-      </w:r>
-    </w:p>
-    <w:p>
-      <w:pPr>
-        <w:pBdr>
-          <w:top w:val="single" w:sz="4" w:space="1" w:color="auto"/>
-        </w:pBdr>
-        <w:spacing w:after="0"/>
-      </w:pPr>
-      <w:r>
-        <w:pict w14:anchorId="1CCA1DB0">
-          <v:rect id="_x0000_i1262" style="width:0;height:1.5pt" o:hralign="center" o:hrstd="t" o:hr="t" fillcolor="#a0a0a0" stroked="f"/>
-        </w:pict>
-      </w:r>
-    </w:p>
-    <w:p>
-      <w:pPr>
-        <w:pBdr>
-          <w:top w:val="single" w:sz="4" w:space="1" w:color="auto"/>
-        </w:pBdr>
-        <w:spacing w:after="0"/>
-        <w:rPr>
-          <w:b/>
-          <w:bCs/>
-        </w:rPr>
-      </w:pPr>
-      <w:r>
-        <w:rPr>
-          <w:rFonts w:ascii="Segoe UI Emoji" w:hAnsi="Segoe UI Emoji" w:cs="Segoe UI Emoji"/>
-          <w:b/>
-          <w:bCs/>
-        </w:rPr>
-        <w:t>✅</w:t>
-      </w:r>
-      <w:r>
-        <w:rPr>
-          <w:b/>
-          <w:bCs/>
-        </w:rPr>
-        <w:t xml:space="preserve"> Explanation</w:t>
-      </w:r>
-    </w:p>
-    <w:p>
-      <w:pPr>
-        <w:pBdr>
-          <w:top w:val="single" w:sz="4" w:space="1" w:color="auto"/>
-        </w:pBdr>
-        <w:spacing w:after="0"/>
-      </w:pPr>
-      <w:r>
-        <w:pict w14:anchorId="10E1AE2D">
-          <v:rect id="_x0000_i1263" style="width:0;height:1.5pt" o:hralign="center" o:hrstd="t" o:hr="t" fillcolor="#a0a0a0" stroked="f"/>
-        </w:pict>
-      </w:r>
-    </w:p>
-    <w:p>
-      <w:pPr>
-        <w:pBdr>
-          <w:top w:val="single" w:sz="4" w:space="1" w:color="auto"/>
-        </w:pBdr>
-        <w:spacing w:after="0"/>
-        <w:rPr>
-          <w:b/>
-          <w:bCs/>
-        </w:rPr>
-      </w:pPr>
-      <w:r>
-        <w:rPr>
-          <w:b/>
-          <w:bCs/>
-        </w:rPr>
-        <w:t>Enable logging</w:t>
-      </w:r>
-    </w:p>
-    <w:p>
-      <w:pPr>
-        <w:pBdr>
-          <w:top w:val="single" w:sz="4" w:space="1" w:color="auto"/>
-        </w:pBdr>
-        <w:spacing w:after="0"/>
-      </w:pPr>
-      <w:proofErr w:type="spellStart"/>
-      <w:r>
-        <w:t>options.set_</w:t>
-      </w:r>
-      <w:proofErr w:type="gramStart"/>
-      <w:r>
-        <w:t>capability</w:t>
-      </w:r>
-      <w:proofErr w:type="spellEnd"/>
-      <w:r>
-        <w:t>(</w:t>
-      </w:r>
-      <w:proofErr w:type="gramEnd"/>
-    </w:p>
-    <w:p>
-      <w:pPr>
-        <w:pBdr>
-          <w:top w:val="single" w:sz="4" w:space="1" w:color="auto"/>
-        </w:pBdr>
-        <w:spacing w:after="0"/>
-      </w:pPr>
-      <w:r>
-        <w:t xml:space="preserve">    "</w:t>
-      </w:r>
-      <w:proofErr w:type="spellStart"/>
-      <w:proofErr w:type="gramStart"/>
-      <w:r>
-        <w:t>goog:loggingPrefs</w:t>
-      </w:r>
-      <w:proofErr w:type="spellEnd"/>
-      <w:proofErr w:type="gramEnd"/>
-      <w:r>
-        <w:t>",</w:t>
-      </w:r>
-    </w:p>
-    <w:p>
-      <w:pPr>
-        <w:pBdr>
-          <w:top w:val="single" w:sz="4" w:space="1" w:color="auto"/>
-        </w:pBdr>
-        <w:spacing w:after="0"/>
-      </w:pPr>
-      <w:r>
-        <w:t xml:space="preserve">    {"performance": "ALL"}</w:t>
-      </w:r>
-    </w:p>
-    <w:p>
-      <w:pPr>
-        <w:pBdr>
-          <w:top w:val="single" w:sz="4" w:space="1" w:color="auto"/>
-        </w:pBdr>
-        <w:spacing w:after="0"/>
-      </w:pPr>
-      <w:r>
-        <w:t>)</w:t>
-      </w:r>
-    </w:p>
-    <w:p>
-      <w:pPr>
-        <w:pBdr>
-          <w:top w:val="single" w:sz="4" w:space="1" w:color="auto"/>
-        </w:pBdr>
-        <w:spacing w:after="0"/>
-      </w:pPr>
-      <w:r>
-        <w:t>This enables browser network logs.</w:t>
-      </w:r>
-    </w:p>
-    <w:p>
-      <w:pPr>
-        <w:pBdr>
-          <w:top w:val="single" w:sz="4" w:space="1" w:color="auto"/>
-        </w:pBdr>
-        <w:spacing w:after="0"/>
-      </w:pPr>
-      <w:r>
-        <w:pict w14:anchorId="3CE3A188">
-          <v:rect id="_x0000_i1264" style="width:0;height:1.5pt" o:hralign="center" o:hrstd="t" o:hr="t" fillcolor="#a0a0a0" stroked="f"/>
-        </w:pict>
-      </w:r>
-    </w:p>
-    <w:p>
-      <w:pPr>
-        <w:pBdr>
-          <w:top w:val="single" w:sz="4" w:space="1" w:color="auto"/>
-        </w:pBdr>
-        <w:spacing w:after="0"/>
-        <w:rPr>
-          <w:b/>
-          <w:bCs/>
-        </w:rPr>
-      </w:pPr>
-      <w:r>
-        <w:rPr>
-          <w:b/>
-          <w:bCs/>
-        </w:rPr>
-        <w:t>Get logs</w:t>
-      </w:r>
-    </w:p>
-    <w:p>
-      <w:pPr>
-        <w:pBdr>
-          <w:top w:val="single" w:sz="4" w:space="1" w:color="auto"/>
-        </w:pBdr>
-        <w:spacing w:after="0"/>
-      </w:pPr>
-      <w:r>
-        <w:t xml:space="preserve">logs = </w:t>
-      </w:r>
-      <w:proofErr w:type="spellStart"/>
-      <w:r>
-        <w:t>driver.get_log</w:t>
-      </w:r>
-      <w:proofErr w:type="spellEnd"/>
-      <w:r>
-        <w:t>("performance")</w:t>
-      </w:r>
-    </w:p>
-    <w:p>
-      <w:pPr>
-        <w:pBdr>
-          <w:top w:val="single" w:sz="4" w:space="1" w:color="auto"/>
-        </w:pBdr>
-        <w:spacing w:after="0"/>
-      </w:pPr>
-      <w:r>
-        <w:t>Returns all network/performance events.</w:t>
-      </w:r>
-    </w:p>
-    <w:p>
-      <w:pPr>
-        <w:pBdr>
-          <w:top w:val="single" w:sz="4" w:space="1" w:color="auto"/>
-        </w:pBdr>
-        <w:spacing w:after="0"/>
-      </w:pPr>
-      <w:r>
-        <w:pict w14:anchorId="03B8A631">
-          <v:rect id="_x0000_i1265" style="width:0;height:1.5pt" o:hralign="center" o:hrstd="t" o:hr="t" fillcolor="#a0a0a0" stroked="f"/>
-        </w:pict>
-      </w:r>
-    </w:p>
-    <w:p>
-      <w:pPr>
-        <w:pBdr>
-          <w:top w:val="single" w:sz="4" w:space="1" w:color="auto"/>
-        </w:pBdr>
-        <w:spacing w:after="0"/>
-        <w:rPr>
-          <w:b/>
-          <w:bCs/>
-        </w:rPr>
-      </w:pPr>
-      <w:r>
-        <w:rPr>
-          <w:b/>
-          <w:bCs/>
-        </w:rPr>
-        <w:t>Parse JSON</w:t>
-      </w:r>
-    </w:p>
-    <w:p>
-      <w:pPr>
-        <w:pBdr>
-          <w:top w:val="single" w:sz="4" w:space="1" w:color="auto"/>
-        </w:pBdr>
-        <w:spacing w:after="0"/>
-      </w:pPr>
-      <w:r>
-        <w:t xml:space="preserve">log = </w:t>
-      </w:r>
-      <w:proofErr w:type="spellStart"/>
-      <w:proofErr w:type="gramStart"/>
-      <w:r>
-        <w:t>json.loads</w:t>
-      </w:r>
-      <w:proofErr w:type="spellEnd"/>
-      <w:proofErr w:type="gramEnd"/>
-      <w:r>
-        <w:t>(entry["message"])</w:t>
-      </w:r>
-    </w:p>
-    <w:p>
-      <w:pPr>
-        <w:pBdr>
-          <w:top w:val="single" w:sz="4" w:space="1" w:color="auto"/>
-        </w:pBdr>
-        <w:spacing w:after="0"/>
-      </w:pPr>
-      <w:r>
-        <w:t>Each log entry is JSON data.</w:t>
-      </w:r>
-    </w:p>
-    <w:p>
-      <w:pPr>
-        <w:pBdr>
-          <w:top w:val="single" w:sz="4" w:space="1" w:color="auto"/>
-        </w:pBdr>
-        <w:spacing w:after="0"/>
-      </w:pPr>
-      <w:r>
-        <w:pict w14:anchorId="5DCC59B9">
-          <v:rect id="_x0000_i1266" style="width:0;height:1.5pt" o:hralign="center" o:hrstd="t" o:hr="t" fillcolor="#a0a0a0" stroked="f"/>
-        </w:pict>
-      </w:r>
-    </w:p>
-    <w:p>
-      <w:pPr>
-        <w:pBdr>
-          <w:top w:val="single" w:sz="4" w:space="1" w:color="auto"/>
-        </w:pBdr>
-        <w:spacing w:after="0"/>
-        <w:rPr>
-          <w:b/>
-          <w:bCs/>
-        </w:rPr>
-      </w:pPr>
-      <w:r>
-        <w:rPr>
-          <w:b/>
-          <w:bCs/>
-        </w:rPr>
-        <w:t>Filter network responses</w:t>
-      </w:r>
-    </w:p>
-    <w:p>
-      <w:pPr>
-        <w:pBdr>
-          <w:top w:val="single" w:sz="4" w:space="1" w:color="auto"/>
-        </w:pBdr>
-        <w:spacing w:after="0"/>
-      </w:pPr>
-      <w:r>
-        <w:t>if message["method"] == "</w:t>
-      </w:r>
-      <w:proofErr w:type="spellStart"/>
-      <w:r>
-        <w:t>Network.responseReceived</w:t>
-      </w:r>
-      <w:proofErr w:type="spellEnd"/>
-      <w:r>
-        <w:t>":</w:t>
-      </w:r>
-    </w:p>
-    <w:p>
-      <w:pPr>
-        <w:pBdr>
-          <w:top w:val="single" w:sz="4" w:space="1" w:color="auto"/>
-        </w:pBdr>
-        <w:spacing w:after="0"/>
-      </w:pPr>
-      <w:r>
-        <w:t>Only response events.</w:t>
-      </w:r>
-    </w:p>
-    <w:p>
-      <w:pPr>
-        <w:pBdr>
-          <w:top w:val="single" w:sz="4" w:space="1" w:color="auto"/>
-        </w:pBdr>
-        <w:spacing w:after="0"/>
-      </w:pPr>
-      <w:r>
-        <w:pict w14:anchorId="039B09B1">
-          <v:rect id="_x0000_i1267" style="width:0;height:1.5pt" o:hralign="center" o:hrstd="t" o:hr="t" fillcolor="#a0a0a0" stroked="f"/>
-        </w:pict>
-      </w:r>
-    </w:p>
-    <w:p>
-      <w:pPr>
-        <w:pBdr>
-          <w:top w:val="single" w:sz="4" w:space="1" w:color="auto"/>
-        </w:pBdr>
-        <w:spacing w:after="0"/>
-        <w:rPr>
-          <w:b/>
-          <w:bCs/>
-        </w:rPr>
-      </w:pPr>
-      <w:r>
-        <w:rPr>
-          <w:rFonts w:ascii="Segoe UI Emoji" w:hAnsi="Segoe UI Emoji" w:cs="Segoe UI Emoji"/>
-          <w:b/>
-          <w:bCs/>
-        </w:rPr>
-        <w:t>✅</w:t>
-      </w:r>
-      <w:r>
-        <w:rPr>
-          <w:b/>
-          <w:bCs/>
-        </w:rPr>
-        <w:t xml:space="preserve"> Example Output</w:t>
-      </w:r>
-    </w:p>
-    <w:p>
-      <w:pPr>
-        <w:pBdr>
-          <w:top w:val="single" w:sz="4" w:space="1" w:color="auto"/>
-        </w:pBdr>
-        <w:spacing w:after="0"/>
-      </w:pPr>
-      <w:r>
-        <w:t>URL: https://example.com/api/login</w:t>
-      </w:r>
-    </w:p>
-    <w:p>
-      <w:pPr>
-        <w:pBdr>
-          <w:top w:val="single" w:sz="4" w:space="1" w:color="auto"/>
-        </w:pBdr>
-        <w:spacing w:after="0"/>
-      </w:pPr>
-      <w:r>
-        <w:t>Status: 200</w:t>
-      </w:r>
-    </w:p>
-    <w:p>
-      <w:pPr>
-        <w:pBdr>
-          <w:top w:val="single" w:sz="4" w:space="1" w:color="auto"/>
-        </w:pBdr>
-        <w:spacing w:after="0"/>
-      </w:pPr>
-    </w:p>
-    <w:p>
-      <w:pPr>
-        <w:pBdr>
-          <w:top w:val="single" w:sz="4" w:space="1" w:color="auto"/>
-        </w:pBdr>
-        <w:spacing w:after="0"/>
-      </w:pPr>
-      <w:r>
-        <w:t>URL: https://example.com/logo.png</w:t>
-      </w:r>
-    </w:p>
-    <w:p>
-      <w:pPr>
-        <w:pBdr>
-          <w:top w:val="single" w:sz="4" w:space="1" w:color="auto"/>
-        </w:pBdr>
-        <w:spacing w:after="0"/>
-      </w:pPr>
-      <w:r>
-        <w:t>Status: 200</w:t>
-      </w:r>
-    </w:p>
-    <w:p>
-      <w:pPr>
-        <w:pBdr>
-          <w:top w:val="single" w:sz="4" w:space="1" w:color="auto"/>
-        </w:pBdr>
-        <w:spacing w:after="0"/>
-      </w:pPr>
-      <w:r>
-        <w:pict w14:anchorId="6DCF8BF6">
-          <v:rect id="_x0000_i1268" style="width:0;height:1.5pt" o:hralign="center" o:hrstd="t" o:hr="t" fillcolor="#a0a0a0" stroked="f"/>
-        </w:pict>
-      </w:r>
-    </w:p>
-    <w:p>
-      <w:pPr>
-        <w:pBdr>
-          <w:top w:val="single" w:sz="4" w:space="1" w:color="auto"/>
-        </w:pBdr>
-        <w:spacing w:after="0"/>
-        <w:rPr>
-          <w:b/>
-          <w:bCs/>
-        </w:rPr>
-      </w:pPr>
-      <w:r>
-        <w:rPr>
-          <w:rFonts w:ascii="Segoe UI Emoji" w:hAnsi="Segoe UI Emoji" w:cs="Segoe UI Emoji"/>
-          <w:b/>
-          <w:bCs/>
-        </w:rPr>
-        <w:t>✅</w:t>
-      </w:r>
-      <w:r>
-        <w:rPr>
-          <w:b/>
-          <w:bCs/>
-        </w:rPr>
-        <w:t xml:space="preserve"> Method 2 — Capture Only Failed Requests</w:t>
-      </w:r>
-    </w:p>
-    <w:p>
-      <w:pPr>
-        <w:pBdr>
-          <w:top w:val="single" w:sz="4" w:space="1" w:color="auto"/>
-        </w:pBdr>
-        <w:spacing w:after="0"/>
-      </w:pPr>
-      <w:r>
-        <w:t>Useful in enterprise validation.</w:t>
-      </w:r>
-    </w:p>
-    <w:p>
-      <w:pPr>
-        <w:pBdr>
-          <w:top w:val="single" w:sz="4" w:space="1" w:color="auto"/>
-        </w:pBdr>
-        <w:spacing w:after="0"/>
-      </w:pPr>
-      <w:r>
-        <w:pict w14:anchorId="4E395334">
-          <v:rect id="_x0000_i1269" style="width:0;height:1.5pt" o:hralign="center" o:hrstd="t" o:hr="t" fillcolor="#a0a0a0" stroked="f"/>
-        </w:pict>
-      </w:r>
-    </w:p>
-    <w:p>
-      <w:pPr>
-        <w:pBdr>
-          <w:top w:val="single" w:sz="4" w:space="1" w:color="auto"/>
-        </w:pBdr>
-        <w:spacing w:after="0"/>
-      </w:pPr>
-      <w:r>
-        <w:t>for entry in logs:</w:t>
-      </w:r>
-    </w:p>
-    <w:p>
-      <w:pPr>
-        <w:pBdr>
-          <w:top w:val="single" w:sz="4" w:space="1" w:color="auto"/>
-        </w:pBdr>
-        <w:spacing w:after="0"/>
-      </w:pPr>
-      <w:r>
-        <w:t xml:space="preserve">    log = </w:t>
-      </w:r>
-      <w:proofErr w:type="spellStart"/>
-      <w:proofErr w:type="gramStart"/>
-      <w:r>
-        <w:t>json.loads</w:t>
-      </w:r>
-      <w:proofErr w:type="spellEnd"/>
-      <w:proofErr w:type="gramEnd"/>
-      <w:r>
-        <w:t>(entry["message"])</w:t>
-      </w:r>
-    </w:p>
-    <w:p>
-      <w:pPr>
-        <w:pBdr>
-          <w:top w:val="single" w:sz="4" w:space="1" w:color="auto"/>
-        </w:pBdr>
-        <w:spacing w:after="0"/>
-      </w:pPr>
-      <w:r>
-        <w:t xml:space="preserve">    message = log["message"]</w:t>
-      </w:r>
-    </w:p>
-    <w:p>
-      <w:pPr>
-        <w:pBdr>
-          <w:top w:val="single" w:sz="4" w:space="1" w:color="auto"/>
-        </w:pBdr>
-        <w:spacing w:after="0"/>
-      </w:pPr>
-    </w:p>
-    <w:p>
-      <w:pPr>
-        <w:pBdr>
-          <w:top w:val="single" w:sz="4" w:space="1" w:color="auto"/>
-        </w:pBdr>
-        <w:spacing w:after="0"/>
-      </w:pPr>
-      <w:r>
-        <w:t xml:space="preserve">    if message["method"] == "</w:t>
-      </w:r>
-      <w:proofErr w:type="spellStart"/>
-      <w:r>
-        <w:t>Network.responseReceived</w:t>
-      </w:r>
-      <w:proofErr w:type="spellEnd"/>
-      <w:r>
-        <w:t>":</w:t>
-      </w:r>
-    </w:p>
-    <w:p>
-      <w:pPr>
-        <w:pBdr>
-          <w:top w:val="single" w:sz="4" w:space="1" w:color="auto"/>
-        </w:pBdr>
-        <w:spacing w:after="0"/>
-      </w:pPr>
-      <w:r>
-        <w:lastRenderedPageBreak/>
-        <w:t xml:space="preserve">        response = message["params</w:t>
-      </w:r>
-      <w:proofErr w:type="gramStart"/>
-      <w:r>
-        <w:t>"][</w:t>
-      </w:r>
-      <w:proofErr w:type="gramEnd"/>
-      <w:r>
-        <w:t>"response"]</w:t>
-      </w:r>
-    </w:p>
-    <w:p>
-      <w:pPr>
-        <w:pBdr>
-          <w:top w:val="single" w:sz="4" w:space="1" w:color="auto"/>
-        </w:pBdr>
-        <w:spacing w:after="0"/>
-      </w:pPr>
-    </w:p>
-    <w:p>
-      <w:pPr>
-        <w:pBdr>
-          <w:top w:val="single" w:sz="4" w:space="1" w:color="auto"/>
-        </w:pBdr>
-        <w:spacing w:after="0"/>
-      </w:pPr>
-      <w:r>
-        <w:t xml:space="preserve">        if response["status"] &gt;= 400:</w:t>
-      </w:r>
-    </w:p>
-    <w:p>
-      <w:pPr>
-        <w:pBdr>
-          <w:top w:val="single" w:sz="4" w:space="1" w:color="auto"/>
-        </w:pBdr>
-        <w:spacing w:after="0"/>
-      </w:pPr>
-      <w:r>
-        <w:t xml:space="preserve">            </w:t>
-      </w:r>
-      <w:proofErr w:type="gramStart"/>
-      <w:r>
-        <w:t>print(</w:t>
-      </w:r>
-      <w:proofErr w:type="gramEnd"/>
-      <w:r>
-        <w:t>"Failed Request:", response["</w:t>
-      </w:r>
-      <w:proofErr w:type="spellStart"/>
-      <w:r>
-        <w:t>url</w:t>
-      </w:r>
-      <w:proofErr w:type="spellEnd"/>
-      <w:r>
-        <w:t>"])</w:t>
-      </w:r>
-    </w:p>
-    <w:p>
-      <w:pPr>
-        <w:pBdr>
-          <w:top w:val="single" w:sz="4" w:space="1" w:color="auto"/>
-        </w:pBdr>
-        <w:spacing w:after="0"/>
-      </w:pPr>
-      <w:r>
-        <w:t xml:space="preserve">            </w:t>
-      </w:r>
-      <w:proofErr w:type="gramStart"/>
-      <w:r>
-        <w:t>print(</w:t>
-      </w:r>
-      <w:proofErr w:type="gramEnd"/>
-      <w:r>
-        <w:t>"Status:", response["status"])</w:t>
-      </w:r>
-    </w:p>
-    <w:p>
-      <w:pPr>
-        <w:pBdr>
-          <w:top w:val="single" w:sz="4" w:space="1" w:color="auto"/>
-        </w:pBdr>
-        <w:spacing w:after="0"/>
-      </w:pPr>
-      <w:r>
-        <w:pict w14:anchorId="0839CF08">
-          <v:rect id="_x0000_i1270" style="width:0;height:1.5pt" o:hralign="center" o:hrstd="t" o:hr="t" fillcolor="#a0a0a0" stroked="f"/>
-        </w:pict>
-      </w:r>
-    </w:p>
-    <w:p>
-      <w:pPr>
-        <w:pBdr>
-          <w:top w:val="single" w:sz="4" w:space="1" w:color="auto"/>
-        </w:pBdr>
-        <w:spacing w:after="0"/>
-        <w:rPr>
-          <w:b/>
-          <w:bCs/>
-        </w:rPr>
-      </w:pPr>
-      <w:r>
-        <w:rPr>
-          <w:b/>
-          <w:bCs/>
-        </w:rPr>
-        <w:t>Example output</w:t>
-      </w:r>
-    </w:p>
-    <w:p>
-      <w:pPr>
-        <w:pBdr>
-          <w:top w:val="single" w:sz="4" w:space="1" w:color="auto"/>
-        </w:pBdr>
-        <w:spacing w:after="0"/>
-      </w:pPr>
-      <w:r>
-        <w:t>Failed Request: https://example.com/api/user</w:t>
-      </w:r>
-    </w:p>
-    <w:p>
-      <w:pPr>
-        <w:pBdr>
-          <w:top w:val="single" w:sz="4" w:space="1" w:color="auto"/>
-        </w:pBdr>
-        <w:spacing w:after="0"/>
-      </w:pPr>
-      <w:r>
-        <w:t>Status: 500</w:t>
-      </w:r>
-    </w:p>
-    <w:p>
-      <w:pPr>
-        <w:pBdr>
-          <w:top w:val="single" w:sz="4" w:space="1" w:color="auto"/>
-        </w:pBdr>
-        <w:spacing w:after="0"/>
-      </w:pPr>
-      <w:r>
-        <w:pict w14:anchorId="2CC810EB">
-          <v:rect id="_x0000_i1271" style="width:0;height:1.5pt" o:hralign="center" o:hrstd="t" o:hr="t" fillcolor="#a0a0a0" stroked="f"/>
-        </w:pict>
-      </w:r>
-    </w:p>
-    <w:p>
-      <w:pPr>
-        <w:pBdr>
-          <w:top w:val="single" w:sz="4" w:space="1" w:color="auto"/>
-        </w:pBdr>
-        <w:spacing w:after="0"/>
-        <w:rPr>
-          <w:b/>
-          <w:bCs/>
-        </w:rPr>
-      </w:pPr>
-      <w:r>
-        <w:rPr>
-          <w:rFonts w:ascii="Segoe UI Emoji" w:hAnsi="Segoe UI Emoji" w:cs="Segoe UI Emoji"/>
-          <w:b/>
-          <w:bCs/>
-        </w:rPr>
-        <w:t>✅</w:t>
-      </w:r>
-      <w:r>
-        <w:rPr>
-          <w:b/>
-          <w:bCs/>
-        </w:rPr>
-        <w:t xml:space="preserve"> Method 3 — Capture Request URLs Only</w:t>
-      </w:r>
-    </w:p>
-    <w:p>
-      <w:pPr>
-        <w:pBdr>
-          <w:top w:val="single" w:sz="4" w:space="1" w:color="auto"/>
-        </w:pBdr>
-        <w:spacing w:after="0"/>
-      </w:pPr>
-      <w:r>
-        <w:pict w14:anchorId="123DC4E4">
-          <v:rect id="_x0000_i1272" style="width:0;height:1.5pt" o:hralign="center" o:hrstd="t" o:hr="t" fillcolor="#a0a0a0" stroked="f"/>
-        </w:pict>
-      </w:r>
-    </w:p>
-    <w:p>
-      <w:pPr>
-        <w:pBdr>
-          <w:top w:val="single" w:sz="4" w:space="1" w:color="auto"/>
-        </w:pBdr>
-        <w:spacing w:after="0"/>
-      </w:pPr>
-      <w:r>
-        <w:t>for entry in logs:</w:t>
-      </w:r>
-    </w:p>
-    <w:p>
-      <w:pPr>
-        <w:pBdr>
-          <w:top w:val="single" w:sz="4" w:space="1" w:color="auto"/>
-        </w:pBdr>
-        <w:spacing w:after="0"/>
-      </w:pPr>
-      <w:r>
-        <w:t xml:space="preserve">    log = </w:t>
-      </w:r>
-      <w:proofErr w:type="spellStart"/>
-      <w:proofErr w:type="gramStart"/>
-      <w:r>
-        <w:t>json.loads</w:t>
-      </w:r>
-      <w:proofErr w:type="spellEnd"/>
-      <w:proofErr w:type="gramEnd"/>
-      <w:r>
-        <w:t>(entry["message"])</w:t>
-      </w:r>
-    </w:p>
-    <w:p>
-      <w:pPr>
-        <w:pBdr>
-          <w:top w:val="single" w:sz="4" w:space="1" w:color="auto"/>
-        </w:pBdr>
-        <w:spacing w:after="0"/>
-      </w:pPr>
-      <w:r>
-        <w:t xml:space="preserve">    message = log["message"]</w:t>
-      </w:r>
-    </w:p>
-    <w:p>
-      <w:pPr>
-        <w:pBdr>
-          <w:top w:val="single" w:sz="4" w:space="1" w:color="auto"/>
-        </w:pBdr>
-        <w:spacing w:after="0"/>
-      </w:pPr>
-    </w:p>
-    <w:p>
-      <w:pPr>
-        <w:pBdr>
-          <w:top w:val="single" w:sz="4" w:space="1" w:color="auto"/>
-        </w:pBdr>
-        <w:spacing w:after="0"/>
-      </w:pPr>
-      <w:r>
-        <w:t xml:space="preserve">    if message["method"] == "</w:t>
-      </w:r>
-      <w:proofErr w:type="spellStart"/>
-      <w:r>
-        <w:t>Network.requestWillBeSent</w:t>
-      </w:r>
-      <w:proofErr w:type="spellEnd"/>
-      <w:r>
-        <w:t>":</w:t>
-      </w:r>
-    </w:p>
-    <w:p>
-      <w:pPr>
-        <w:pBdr>
-          <w:top w:val="single" w:sz="4" w:space="1" w:color="auto"/>
-        </w:pBdr>
-        <w:spacing w:after="0"/>
-      </w:pPr>
-      <w:r>
-        <w:t xml:space="preserve">        </w:t>
-      </w:r>
-      <w:proofErr w:type="spellStart"/>
-      <w:r>
-        <w:t>request_url</w:t>
-      </w:r>
-      <w:proofErr w:type="spellEnd"/>
-      <w:r>
-        <w:t xml:space="preserve"> = message["params</w:t>
-      </w:r>
-      <w:proofErr w:type="gramStart"/>
-      <w:r>
-        <w:t>"][</w:t>
-      </w:r>
-      <w:proofErr w:type="gramEnd"/>
-      <w:r>
-        <w:t>"request</w:t>
-      </w:r>
-      <w:proofErr w:type="gramStart"/>
-      <w:r>
-        <w:t>"][</w:t>
-      </w:r>
-      <w:proofErr w:type="gramEnd"/>
-      <w:r>
-        <w:t>"</w:t>
-      </w:r>
-      <w:proofErr w:type="spellStart"/>
-      <w:r>
-        <w:t>url</w:t>
-      </w:r>
-      <w:proofErr w:type="spellEnd"/>
-      <w:r>
-        <w:t>"]</w:t>
-      </w:r>
-    </w:p>
-    <w:p>
-      <w:pPr>
-        <w:pBdr>
-          <w:top w:val="single" w:sz="4" w:space="1" w:color="auto"/>
-        </w:pBdr>
-        <w:spacing w:after="0"/>
-      </w:pPr>
-      <w:r>
-        <w:t xml:space="preserve">        print(</w:t>
-      </w:r>
-      <w:proofErr w:type="spellStart"/>
-      <w:r>
-        <w:t>request_url</w:t>
-      </w:r>
-      <w:proofErr w:type="spellEnd"/>
-      <w:r>
-        <w:t>)</w:t>
-      </w:r>
-    </w:p>
-    <w:p>
-      <w:pPr>
-        <w:pBdr>
-          <w:top w:val="single" w:sz="4" w:space="1" w:color="auto"/>
-        </w:pBdr>
-        <w:spacing w:after="0"/>
-      </w:pPr>
-      <w:r>
-        <w:pict w14:anchorId="66B7172C">
-          <v:rect id="_x0000_i1273" style="width:0;height:1.5pt" o:hralign="center" o:hrstd="t" o:hr="t" fillcolor="#a0a0a0" stroked="f"/>
-        </w:pict>
-      </w:r>
-    </w:p>
-    <w:p>
-      <w:pPr>
-        <w:pBdr>
-          <w:top w:val="single" w:sz="4" w:space="1" w:color="auto"/>
-        </w:pBdr>
-        <w:spacing w:after="0"/>
-        <w:rPr>
-          <w:b/>
-          <w:bCs/>
-        </w:rPr>
-      </w:pPr>
-      <w:r>
-        <w:rPr>
-          <w:b/>
-          <w:bCs/>
-        </w:rPr>
-        <w:t>Useful for verifying API calls.</w:t>
-      </w:r>
-    </w:p>
-    <w:p>
-      <w:pPr>
-        <w:pBdr>
-          <w:top w:val="single" w:sz="4" w:space="1" w:color="auto"/>
-        </w:pBdr>
-        <w:spacing w:after="0"/>
-      </w:pPr>
-      <w:r>
-        <w:pict w14:anchorId="1900E39B">
-          <v:rect id="_x0000_i1274" style="width:0;height:1.5pt" o:hralign="center" o:hrstd="t" o:hr="t" fillcolor="#a0a0a0" stroked="f"/>
-        </w:pict>
-      </w:r>
-    </w:p>
-    <w:p>
-      <w:pPr>
-        <w:pBdr>
-          <w:top w:val="single" w:sz="4" w:space="1" w:color="auto"/>
-        </w:pBdr>
-        <w:spacing w:after="0"/>
-        <w:rPr>
-          <w:b/>
-          <w:bCs/>
-        </w:rPr>
-      </w:pPr>
-      <w:r>
-        <w:rPr>
-          <w:rFonts w:ascii="Segoe UI Emoji" w:hAnsi="Segoe UI Emoji" w:cs="Segoe UI Emoji"/>
-          <w:b/>
-          <w:bCs/>
-        </w:rPr>
-        <w:t>✅</w:t>
-      </w:r>
-      <w:r>
-        <w:rPr>
-          <w:b/>
-          <w:bCs/>
-        </w:rPr>
-        <w:t xml:space="preserve"> Validate Specific API Call</w:t>
-      </w:r>
-    </w:p>
-    <w:p>
-      <w:pPr>
-        <w:pBdr>
-          <w:top w:val="single" w:sz="4" w:space="1" w:color="auto"/>
-        </w:pBdr>
-        <w:spacing w:after="0"/>
-      </w:pPr>
-      <w:r>
-        <w:t>Senior framework example.</w:t>
-      </w:r>
-    </w:p>
-    <w:p>
-      <w:pPr>
-        <w:pBdr>
-          <w:top w:val="single" w:sz="4" w:space="1" w:color="auto"/>
-        </w:pBdr>
-        <w:spacing w:after="0"/>
-      </w:pPr>
-      <w:r>
-        <w:pict w14:anchorId="52286502">
-          <v:rect id="_x0000_i1275" style="width:0;height:1.5pt" o:hralign="center" o:hrstd="t" o:hr="t" fillcolor="#a0a0a0" stroked="f"/>
-        </w:pict>
-      </w:r>
-    </w:p>
-    <w:p>
-      <w:pPr>
-        <w:pBdr>
-          <w:top w:val="single" w:sz="4" w:space="1" w:color="auto"/>
-        </w:pBdr>
-        <w:spacing w:after="0"/>
-      </w:pPr>
-      <w:proofErr w:type="spellStart"/>
-      <w:r>
-        <w:t>target_api</w:t>
-      </w:r>
-      <w:proofErr w:type="spellEnd"/>
-      <w:r>
-        <w:t xml:space="preserve"> = "/</w:t>
-      </w:r>
-      <w:proofErr w:type="spellStart"/>
-      <w:r>
-        <w:t>api</w:t>
-      </w:r>
-      <w:proofErr w:type="spellEnd"/>
-      <w:r>
-        <w:t>/login"</w:t>
-      </w:r>
-    </w:p>
-    <w:p>
-      <w:pPr>
-        <w:pBdr>
-          <w:top w:val="single" w:sz="4" w:space="1" w:color="auto"/>
-        </w:pBdr>
-        <w:spacing w:after="0"/>
-      </w:pPr>
-    </w:p>
-    <w:p>
-      <w:pPr>
-        <w:pBdr>
-          <w:top w:val="single" w:sz="4" w:space="1" w:color="auto"/>
-        </w:pBdr>
-        <w:spacing w:after="0"/>
-      </w:pPr>
-      <w:r>
-        <w:t>for entry in logs:</w:t>
-      </w:r>
-    </w:p>
-    <w:p>
-      <w:pPr>
-        <w:pBdr>
-          <w:top w:val="single" w:sz="4" w:space="1" w:color="auto"/>
-        </w:pBdr>
-        <w:spacing w:after="0"/>
-      </w:pPr>
-      <w:r>
-        <w:t xml:space="preserve">    log = </w:t>
-      </w:r>
-      <w:proofErr w:type="spellStart"/>
-      <w:proofErr w:type="gramStart"/>
-      <w:r>
-        <w:t>json.loads</w:t>
-      </w:r>
-      <w:proofErr w:type="spellEnd"/>
-      <w:proofErr w:type="gramEnd"/>
-      <w:r>
-        <w:t>(entry["message"])</w:t>
-      </w:r>
-    </w:p>
-    <w:p>
-      <w:pPr>
-        <w:pBdr>
-          <w:top w:val="single" w:sz="4" w:space="1" w:color="auto"/>
-        </w:pBdr>
-        <w:spacing w:after="0"/>
-      </w:pPr>
-      <w:r>
-        <w:t xml:space="preserve">    message = log["message"]</w:t>
-      </w:r>
-    </w:p>
-    <w:p>
-      <w:pPr>
-        <w:pBdr>
-          <w:top w:val="single" w:sz="4" w:space="1" w:color="auto"/>
-        </w:pBdr>
-        <w:spacing w:after="0"/>
-      </w:pPr>
-    </w:p>
-    <w:p>
-      <w:pPr>
-        <w:pBdr>
-          <w:top w:val="single" w:sz="4" w:space="1" w:color="auto"/>
-        </w:pBdr>
-        <w:spacing w:after="0"/>
-      </w:pPr>
-      <w:r>
-        <w:t xml:space="preserve">    if message["method"] == "</w:t>
-      </w:r>
-      <w:proofErr w:type="spellStart"/>
-      <w:r>
-        <w:t>Network.responseReceived</w:t>
-      </w:r>
-      <w:proofErr w:type="spellEnd"/>
-      <w:r>
-        <w:t>":</w:t>
-      </w:r>
-    </w:p>
-    <w:p>
-      <w:pPr>
-        <w:pBdr>
-          <w:top w:val="single" w:sz="4" w:space="1" w:color="auto"/>
-        </w:pBdr>
-        <w:spacing w:after="0"/>
-      </w:pPr>
-      <w:r>
-        <w:t xml:space="preserve">        response = message["params</w:t>
-      </w:r>
-      <w:proofErr w:type="gramStart"/>
-      <w:r>
-        <w:t>"][</w:t>
-      </w:r>
-      <w:proofErr w:type="gramEnd"/>
-      <w:r>
-        <w:t>"response"]</w:t>
-      </w:r>
-    </w:p>
-    <w:p>
-      <w:pPr>
-        <w:pBdr>
-          <w:top w:val="single" w:sz="4" w:space="1" w:color="auto"/>
-        </w:pBdr>
-        <w:spacing w:after="0"/>
-      </w:pPr>
-    </w:p>
-    <w:p>
-      <w:pPr>
-        <w:pBdr>
-          <w:top w:val="single" w:sz="4" w:space="1" w:color="auto"/>
-        </w:pBdr>
-        <w:spacing w:after="0"/>
-      </w:pPr>
-      <w:r>
-        <w:t xml:space="preserve">        if </w:t>
-      </w:r>
-      <w:proofErr w:type="spellStart"/>
-      <w:r>
-        <w:t>target_api</w:t>
-      </w:r>
-      <w:proofErr w:type="spellEnd"/>
-      <w:r>
-        <w:t xml:space="preserve"> in response["</w:t>
-      </w:r>
-      <w:proofErr w:type="spellStart"/>
-      <w:r>
-        <w:t>url</w:t>
-      </w:r>
-      <w:proofErr w:type="spellEnd"/>
-      <w:r>
-        <w:t>"]:</w:t>
-      </w:r>
-    </w:p>
-    <w:p>
-      <w:pPr>
-        <w:pBdr>
-          <w:top w:val="single" w:sz="4" w:space="1" w:color="auto"/>
-        </w:pBdr>
-        <w:spacing w:after="0"/>
-      </w:pPr>
-      <w:r>
-        <w:t xml:space="preserve">            assert response["status"] == 200</w:t>
-      </w:r>
-    </w:p>
-    <w:p>
-      <w:pPr>
-        <w:pBdr>
-          <w:top w:val="single" w:sz="4" w:space="1" w:color="auto"/>
-        </w:pBdr>
-        <w:spacing w:after="0"/>
-      </w:pPr>
-      <w:r>
-        <w:pict w14:anchorId="72B7E44D">
-          <v:rect id="_x0000_i1276" style="width:0;height:1.5pt" o:hralign="center" o:hrstd="t" o:hr="t" fillcolor="#a0a0a0" stroked="f"/>
-        </w:pict>
-      </w:r>
-    </w:p>
-    <w:p>
-      <w:pPr>
-        <w:pBdr>
-          <w:top w:val="single" w:sz="4" w:space="1" w:color="auto"/>
-        </w:pBdr>
-        <w:spacing w:after="0"/>
-        <w:rPr>
-          <w:b/>
-          <w:bCs/>
-        </w:rPr>
-      </w:pPr>
-      <w:r>
-        <w:rPr>
-          <w:b/>
-          <w:bCs/>
-        </w:rPr>
-        <w:t>Good for UI + API validation.</w:t>
-      </w:r>
-    </w:p>
-    <w:p>
-      <w:pPr>
-        <w:pBdr>
-          <w:top w:val="single" w:sz="4" w:space="1" w:color="auto"/>
-        </w:pBdr>
-        <w:spacing w:after="0"/>
-      </w:pPr>
-      <w:r>
-        <w:pict w14:anchorId="13BE515E">
-          <v:rect id="_x0000_i1277" style="width:0;height:1.5pt" o:hralign="center" o:hrstd="t" o:hr="t" fillcolor="#a0a0a0" stroked="f"/>
-        </w:pict>
-      </w:r>
-    </w:p>
-    <w:p>
-      <w:pPr>
-        <w:pBdr>
-          <w:top w:val="single" w:sz="4" w:space="1" w:color="auto"/>
-        </w:pBdr>
-        <w:spacing w:after="0"/>
-        <w:rPr>
-          <w:b/>
-          <w:bCs/>
-        </w:rPr>
-      </w:pPr>
-      <w:r>
-        <w:rPr>
-          <w:rFonts w:ascii="Segoe UI Emoji" w:hAnsi="Segoe UI Emoji" w:cs="Segoe UI Emoji"/>
-          <w:b/>
-          <w:bCs/>
-        </w:rPr>
-        <w:t>✅</w:t>
-      </w:r>
-      <w:r>
-        <w:rPr>
-          <w:b/>
-          <w:bCs/>
-        </w:rPr>
-        <w:t xml:space="preserve"> Reusable Utility Function</w:t>
-      </w:r>
-    </w:p>
-    <w:p>
-      <w:pPr>
-        <w:pBdr>
-          <w:top w:val="single" w:sz="4" w:space="1" w:color="auto"/>
-        </w:pBdr>
-        <w:spacing w:after="0"/>
-      </w:pPr>
-      <w:r>
-        <w:t>Framework style.</w:t>
-      </w:r>
-    </w:p>
-    <w:p>
-      <w:pPr>
-        <w:pBdr>
-          <w:top w:val="single" w:sz="4" w:space="1" w:color="auto"/>
-        </w:pBdr>
-        <w:spacing w:after="0"/>
-      </w:pPr>
-      <w:r>
-        <w:pict w14:anchorId="07442C23">
-          <v:rect id="_x0000_i1278" style="width:0;height:1.5pt" o:hralign="center" o:hrstd="t" o:hr="t" fillcolor="#a0a0a0" stroked="f"/>
-        </w:pict>
-      </w:r>
-    </w:p>
-    <w:p>
-      <w:pPr>
-        <w:pBdr>
-          <w:top w:val="single" w:sz="4" w:space="1" w:color="auto"/>
-        </w:pBdr>
-        <w:spacing w:after="0"/>
-      </w:pPr>
-      <w:r>
-        <w:t xml:space="preserve">import </w:t>
-      </w:r>
-      <w:proofErr w:type="spellStart"/>
-      <w:r>
-        <w:t>json</w:t>
-      </w:r>
-      <w:proofErr w:type="spellEnd"/>
-    </w:p>
-    <w:p>
-      <w:pPr>
-        <w:pBdr>
-          <w:top w:val="single" w:sz="4" w:space="1" w:color="auto"/>
-        </w:pBdr>
-        <w:spacing w:after="0"/>
-      </w:pPr>
-    </w:p>
-    <w:p>
-      <w:pPr>
-        <w:pBdr>
-          <w:top w:val="single" w:sz="4" w:space="1" w:color="auto"/>
-        </w:pBdr>
-        <w:spacing w:after="0"/>
-      </w:pPr>
-      <w:r>
-        <w:t xml:space="preserve">def </w:t>
-      </w:r>
-      <w:proofErr w:type="spellStart"/>
-      <w:r>
-        <w:t>get_network_logs</w:t>
-      </w:r>
-      <w:proofErr w:type="spellEnd"/>
-      <w:r>
-        <w:t>(driver):</w:t>
-      </w:r>
-    </w:p>
-    <w:p>
-      <w:pPr>
-        <w:pBdr>
-          <w:top w:val="single" w:sz="4" w:space="1" w:color="auto"/>
-        </w:pBdr>
-        <w:spacing w:after="0"/>
-      </w:pPr>
-      <w:r>
-        <w:t xml:space="preserve">    logs = </w:t>
-      </w:r>
-      <w:proofErr w:type="spellStart"/>
-      <w:r>
-        <w:t>driver.get_log</w:t>
-      </w:r>
-      <w:proofErr w:type="spellEnd"/>
-      <w:r>
-        <w:t>("performance")</w:t>
-      </w:r>
-    </w:p>
-    <w:p>
-      <w:pPr>
-        <w:pBdr>
-          <w:top w:val="single" w:sz="4" w:space="1" w:color="auto"/>
-        </w:pBdr>
-        <w:spacing w:after="0"/>
-      </w:pPr>
-      <w:r>
-        <w:t xml:space="preserve">    </w:t>
-      </w:r>
-      <w:proofErr w:type="spellStart"/>
-      <w:r>
-        <w:t>network_data</w:t>
-      </w:r>
-      <w:proofErr w:type="spellEnd"/>
-      <w:r>
-        <w:t xml:space="preserve"> = []</w:t>
-      </w:r>
-    </w:p>
-    <w:p>
-      <w:pPr>
-        <w:pBdr>
-          <w:top w:val="single" w:sz="4" w:space="1" w:color="auto"/>
-        </w:pBdr>
-        <w:spacing w:after="0"/>
-      </w:pPr>
-    </w:p>
-    <w:p>
-      <w:pPr>
-        <w:pBdr>
-          <w:top w:val="single" w:sz="4" w:space="1" w:color="auto"/>
-        </w:pBdr>
-        <w:spacing w:after="0"/>
-      </w:pPr>
-      <w:r>
-        <w:t xml:space="preserve">    for entry in logs:</w:t>
-      </w:r>
-    </w:p>
-    <w:p>
-      <w:pPr>
-        <w:pBdr>
-          <w:top w:val="single" w:sz="4" w:space="1" w:color="auto"/>
-        </w:pBdr>
-        <w:spacing w:after="0"/>
-      </w:pPr>
-      <w:r>
-        <w:t xml:space="preserve">        log = </w:t>
-      </w:r>
-      <w:proofErr w:type="spellStart"/>
-      <w:proofErr w:type="gramStart"/>
-      <w:r>
-        <w:t>json.loads</w:t>
-      </w:r>
-      <w:proofErr w:type="spellEnd"/>
-      <w:proofErr w:type="gramEnd"/>
-      <w:r>
-        <w:t>(entry["message"])</w:t>
-      </w:r>
-    </w:p>
-    <w:p>
-      <w:pPr>
-        <w:pBdr>
-          <w:top w:val="single" w:sz="4" w:space="1" w:color="auto"/>
-        </w:pBdr>
-        <w:spacing w:after="0"/>
-      </w:pPr>
-      <w:r>
-        <w:t xml:space="preserve">        message = log["message"]</w:t>
-      </w:r>
-    </w:p>
-    <w:p>
-      <w:pPr>
-        <w:pBdr>
-          <w:top w:val="single" w:sz="4" w:space="1" w:color="auto"/>
-        </w:pBdr>
-        <w:spacing w:after="0"/>
-      </w:pPr>
-    </w:p>
-    <w:p>
-      <w:pPr>
-        <w:pBdr>
-          <w:top w:val="single" w:sz="4" w:space="1" w:color="auto"/>
-        </w:pBdr>
-        <w:spacing w:after="0"/>
-      </w:pPr>
-      <w:r>
-        <w:t xml:space="preserve">        if message["method"] == "</w:t>
-      </w:r>
-      <w:proofErr w:type="spellStart"/>
-      <w:r>
-        <w:t>Network.responseReceived</w:t>
-      </w:r>
-      <w:proofErr w:type="spellEnd"/>
-      <w:r>
-        <w:t>":</w:t>
-      </w:r>
-    </w:p>
-    <w:p>
-      <w:pPr>
-        <w:pBdr>
-          <w:top w:val="single" w:sz="4" w:space="1" w:color="auto"/>
-        </w:pBdr>
-        <w:spacing w:after="0"/>
-      </w:pPr>
-      <w:r>
-        <w:t xml:space="preserve">            response = message["params</w:t>
-      </w:r>
-      <w:proofErr w:type="gramStart"/>
-      <w:r>
-        <w:t>"][</w:t>
-      </w:r>
-      <w:proofErr w:type="gramEnd"/>
-      <w:r>
-        <w:t>"response"]</w:t>
-      </w:r>
-    </w:p>
-    <w:p>
-      <w:pPr>
-        <w:pBdr>
-          <w:top w:val="single" w:sz="4" w:space="1" w:color="auto"/>
-        </w:pBdr>
-        <w:spacing w:after="0"/>
-      </w:pPr>
-    </w:p>
-    <w:p>
-      <w:pPr>
-        <w:pBdr>
-          <w:top w:val="single" w:sz="4" w:space="1" w:color="auto"/>
-        </w:pBdr>
-        <w:spacing w:after="0"/>
-      </w:pPr>
-      <w:r>
-        <w:t xml:space="preserve">            </w:t>
-      </w:r>
-      <w:proofErr w:type="spellStart"/>
-      <w:r>
-        <w:t>network_</w:t>
-      </w:r>
-      <w:proofErr w:type="gramStart"/>
-      <w:r>
-        <w:t>data.append</w:t>
-      </w:r>
-      <w:proofErr w:type="spellEnd"/>
-      <w:proofErr w:type="gramEnd"/>
-      <w:r>
-        <w:t>({</w:t>
-      </w:r>
-    </w:p>
-    <w:p>
-      <w:pPr>
-        <w:pBdr>
-          <w:top w:val="single" w:sz="4" w:space="1" w:color="auto"/>
-        </w:pBdr>
-        <w:spacing w:after="0"/>
-      </w:pPr>
-      <w:r>
-        <w:t xml:space="preserve">                "</w:t>
-      </w:r>
-      <w:proofErr w:type="spellStart"/>
-      <w:r>
-        <w:t>url</w:t>
-      </w:r>
-      <w:proofErr w:type="spellEnd"/>
-      <w:r>
-        <w:t>": response["</w:t>
-      </w:r>
-      <w:proofErr w:type="spellStart"/>
-      <w:r>
-        <w:t>url</w:t>
-      </w:r>
-      <w:proofErr w:type="spellEnd"/>
-      <w:r>
-        <w:t>"],</w:t>
-      </w:r>
-    </w:p>
-    <w:p>
-      <w:pPr>
-        <w:pBdr>
-          <w:top w:val="single" w:sz="4" w:space="1" w:color="auto"/>
-        </w:pBdr>
-        <w:spacing w:after="0"/>
-      </w:pPr>
-      <w:r>
-        <w:t xml:space="preserve">                "status": response["status"]</w:t>
-      </w:r>
-    </w:p>
-    <w:p>
-      <w:pPr>
-        <w:pBdr>
-          <w:top w:val="single" w:sz="4" w:space="1" w:color="auto"/>
-        </w:pBdr>
-        <w:spacing w:after="0"/>
-      </w:pPr>
-      <w:r>
-        <w:t xml:space="preserve">            })</w:t>
-      </w:r>
-    </w:p>
-    <w:p>
-      <w:pPr>
-        <w:pBdr>
-          <w:top w:val="single" w:sz="4" w:space="1" w:color="auto"/>
-        </w:pBdr>
-        <w:spacing w:after="0"/>
-      </w:pPr>
-    </w:p>
-    <w:p>
-      <w:pPr>
-        <w:pBdr>
-          <w:top w:val="single" w:sz="4" w:space="1" w:color="auto"/>
-        </w:pBdr>
-        <w:spacing w:after="0"/>
-      </w:pPr>
-      <w:r>
-        <w:t xml:space="preserve">    return </w:t>
-      </w:r>
-      <w:proofErr w:type="spellStart"/>
-      <w:r>
-        <w:t>network_data</w:t>
-      </w:r>
-      <w:proofErr w:type="spellEnd"/>
-    </w:p>
-    <w:p>
-      <w:pPr>
-        <w:pBdr>
-          <w:top w:val="single" w:sz="4" w:space="1" w:color="auto"/>
-        </w:pBdr>
-        <w:spacing w:after="0"/>
-      </w:pPr>
-      <w:r>
-        <w:pict w14:anchorId="5D5DFBE7">
-          <v:rect id="_x0000_i1279" style="width:0;height:1.5pt" o:hralign="center" o:hrstd="t" o:hr="t" fillcolor="#a0a0a0" stroked="f"/>
-        </w:pict>
-      </w:r>
-    </w:p>
-    <w:p>
-      <w:pPr>
-        <w:pBdr>
-          <w:top w:val="single" w:sz="4" w:space="1" w:color="auto"/>
-        </w:pBdr>
-        <w:spacing w:after="0"/>
-        <w:rPr>
-          <w:b/>
-          <w:bCs/>
-        </w:rPr>
-      </w:pPr>
-      <w:r>
-        <w:rPr>
-          <w:b/>
-          <w:bCs/>
-        </w:rPr>
-        <w:t>Usage</w:t>
-      </w:r>
-    </w:p>
-    <w:p>
-      <w:pPr>
-        <w:pBdr>
-          <w:top w:val="single" w:sz="4" w:space="1" w:color="auto"/>
-        </w:pBdr>
-        <w:spacing w:after="0"/>
-      </w:pPr>
-      <w:proofErr w:type="spellStart"/>
-      <w:r>
-        <w:t>network_logs</w:t>
-      </w:r>
-      <w:proofErr w:type="spellEnd"/>
-      <w:r>
-        <w:t xml:space="preserve"> = </w:t>
-      </w:r>
-      <w:proofErr w:type="spellStart"/>
-      <w:r>
-        <w:t>get_network_logs</w:t>
-      </w:r>
-      <w:proofErr w:type="spellEnd"/>
-      <w:r>
-        <w:t>(driver)</w:t>
-      </w:r>
-    </w:p>
-    <w:p>
-      <w:pPr>
-        <w:pBdr>
-          <w:top w:val="single" w:sz="4" w:space="1" w:color="auto"/>
-        </w:pBdr>
-        <w:spacing w:after="0"/>
-      </w:pPr>
-    </w:p>
-    <w:p>
-      <w:pPr>
-        <w:pBdr>
-          <w:top w:val="single" w:sz="4" w:space="1" w:color="auto"/>
-        </w:pBdr>
-        <w:spacing w:after="0"/>
-      </w:pPr>
-      <w:r>
-        <w:t xml:space="preserve">for item in </w:t>
-      </w:r>
-      <w:proofErr w:type="spellStart"/>
-      <w:r>
-        <w:t>network_logs</w:t>
-      </w:r>
-      <w:proofErr w:type="spellEnd"/>
-      <w:r>
-        <w:t>:</w:t>
-      </w:r>
-    </w:p>
-    <w:p>
-      <w:pPr>
-        <w:pBdr>
-          <w:top w:val="single" w:sz="4" w:space="1" w:color="auto"/>
-        </w:pBdr>
-        <w:spacing w:after="0"/>
-      </w:pPr>
-      <w:r>
-        <w:t xml:space="preserve">    print(item)</w:t>
-      </w:r>
-    </w:p>
-    <w:p>
-      <w:pPr>
-        <w:pBdr>
-          <w:top w:val="single" w:sz="4" w:space="1" w:color="auto"/>
-        </w:pBdr>
-        <w:spacing w:after="0"/>
-      </w:pPr>
-      <w:r>
-        <w:pict w14:anchorId="7995A7CE">
-          <v:rect id="_x0000_i1280" style="width:0;height:1.5pt" o:hralign="center" o:hrstd="t" o:hr="t" fillcolor="#a0a0a0" stroked="f"/>
-        </w:pict>
-      </w:r>
-    </w:p>
-    <w:p>
-      <w:pPr>
-        <w:pBdr>
-          <w:top w:val="single" w:sz="4" w:space="1" w:color="auto"/>
-        </w:pBdr>
-        <w:spacing w:after="0"/>
-        <w:rPr>
-          <w:b/>
-          <w:bCs/>
-        </w:rPr>
-      </w:pPr>
-      <w:r>
-        <w:rPr>
-          <w:b/>
-          <w:bCs/>
-        </w:rPr>
-        <w:t>Output example</w:t>
-      </w:r>
-    </w:p>
-    <w:p>
-      <w:pPr>
-        <w:pBdr>
-          <w:top w:val="single" w:sz="4" w:space="1" w:color="auto"/>
-        </w:pBdr>
-        <w:spacing w:after="0"/>
-      </w:pPr>
-      <w:r>
-        <w:t>{'</w:t>
-      </w:r>
-      <w:proofErr w:type="spellStart"/>
-      <w:r>
-        <w:t>url</w:t>
-      </w:r>
-      <w:proofErr w:type="spellEnd"/>
-      <w:r>
-        <w:t>': 'https://example.com/</w:t>
-      </w:r>
-      <w:proofErr w:type="spellStart"/>
-      <w:r>
-        <w:t>api</w:t>
-      </w:r>
-      <w:proofErr w:type="spellEnd"/>
-      <w:r>
-        <w:t>/login', 'status': 200}</w:t>
-      </w:r>
-    </w:p>
-    <w:p>
-      <w:pPr>
-        <w:pBdr>
-          <w:top w:val="single" w:sz="4" w:space="1" w:color="auto"/>
-        </w:pBdr>
-        <w:spacing w:after="0"/>
-      </w:pPr>
-      <w:r>
-        <w:pict w14:anchorId="7D537056">
-          <v:rect id="_x0000_i1281" style="width:0;height:1.5pt" o:hralign="center" o:hrstd="t" o:hr="t" fillcolor="#a0a0a0" stroked="f"/>
-        </w:pict>
-      </w:r>
-    </w:p>
-    <w:p>
-      <w:pPr>
-        <w:pBdr>
-          <w:top w:val="single" w:sz="4" w:space="1" w:color="auto"/>
-        </w:pBdr>
-        <w:spacing w:after="0"/>
-        <w:rPr>
-          <w:b/>
-          <w:bCs/>
-        </w:rPr>
-      </w:pPr>
-      <w:r>
-        <w:rPr>
-          <w:rFonts w:ascii="Segoe UI Emoji" w:hAnsi="Segoe UI Emoji" w:cs="Segoe UI Emoji"/>
-          <w:b/>
-          <w:bCs/>
-        </w:rPr>
-        <w:t>✅</w:t>
-      </w:r>
-      <w:r>
-        <w:rPr>
-          <w:b/>
-          <w:bCs/>
-        </w:rPr>
-        <w:t xml:space="preserve"> Validate API Response in Test</w:t>
-      </w:r>
-    </w:p>
-    <w:p>
-      <w:pPr>
-        <w:pBdr>
-          <w:top w:val="single" w:sz="4" w:space="1" w:color="auto"/>
-        </w:pBdr>
-        <w:spacing w:after="0"/>
-      </w:pPr>
-      <w:r>
-        <w:pict w14:anchorId="05097FAB">
-          <v:rect id="_x0000_i1282" style="width:0;height:1.5pt" o:hralign="center" o:hrstd="t" o:hr="t" fillcolor="#a0a0a0" stroked="f"/>
-        </w:pict>
-      </w:r>
-    </w:p>
-    <w:p>
-      <w:pPr>
-        <w:pBdr>
-          <w:top w:val="single" w:sz="4" w:space="1" w:color="auto"/>
-        </w:pBdr>
-        <w:spacing w:after="0"/>
-      </w:pPr>
-      <w:r>
-        <w:t xml:space="preserve">def </w:t>
-      </w:r>
-      <w:proofErr w:type="spellStart"/>
-      <w:r>
-        <w:t>test_api_status</w:t>
-      </w:r>
-      <w:proofErr w:type="spellEnd"/>
-      <w:r>
-        <w:t>(driver):</w:t>
-      </w:r>
-    </w:p>
-    <w:p>
-      <w:pPr>
-        <w:pBdr>
-          <w:top w:val="single" w:sz="4" w:space="1" w:color="auto"/>
-        </w:pBdr>
-        <w:spacing w:after="0"/>
-      </w:pPr>
-      <w:r>
-        <w:t xml:space="preserve">    </w:t>
-      </w:r>
-      <w:proofErr w:type="spellStart"/>
-      <w:r>
-        <w:t>driver.get</w:t>
-      </w:r>
-      <w:proofErr w:type="spellEnd"/>
-      <w:r>
-        <w:t>("https://example.com")</w:t>
-      </w:r>
-    </w:p>
-    <w:p>
-      <w:pPr>
-        <w:pBdr>
-          <w:top w:val="single" w:sz="4" w:space="1" w:color="auto"/>
-        </w:pBdr>
-        <w:spacing w:after="0"/>
-      </w:pPr>
-    </w:p>
-    <w:p>
-      <w:pPr>
-        <w:pBdr>
-          <w:top w:val="single" w:sz="4" w:space="1" w:color="auto"/>
-        </w:pBdr>
-        <w:spacing w:after="0"/>
-      </w:pPr>
-      <w:r>
-        <w:t xml:space="preserve">    logs = </w:t>
-      </w:r>
-      <w:proofErr w:type="spellStart"/>
-      <w:r>
-        <w:t>get_network_logs</w:t>
-      </w:r>
-      <w:proofErr w:type="spellEnd"/>
-      <w:r>
-        <w:t>(driver)</w:t>
-      </w:r>
-    </w:p>
-    <w:p>
-      <w:pPr>
-        <w:pBdr>
-          <w:top w:val="single" w:sz="4" w:space="1" w:color="auto"/>
-        </w:pBdr>
-        <w:spacing w:after="0"/>
-      </w:pPr>
-    </w:p>
-    <w:p>
-      <w:pPr>
-        <w:pBdr>
-          <w:top w:val="single" w:sz="4" w:space="1" w:color="auto"/>
-        </w:pBdr>
-        <w:spacing w:after="0"/>
-      </w:pPr>
-      <w:r>
-        <w:t xml:space="preserve">    for item in logs:</w:t>
-      </w:r>
-    </w:p>
-    <w:p>
-      <w:pPr>
-        <w:pBdr>
-          <w:top w:val="single" w:sz="4" w:space="1" w:color="auto"/>
-        </w:pBdr>
-        <w:spacing w:after="0"/>
-      </w:pPr>
-      <w:r>
-        <w:t xml:space="preserve">        if "/</w:t>
-      </w:r>
-      <w:proofErr w:type="spellStart"/>
-      <w:r>
-        <w:t>api</w:t>
-      </w:r>
-      <w:proofErr w:type="spellEnd"/>
-      <w:r>
-        <w:t>/login" in item["</w:t>
-      </w:r>
-      <w:proofErr w:type="spellStart"/>
-      <w:r>
-        <w:t>url</w:t>
-      </w:r>
-      <w:proofErr w:type="spellEnd"/>
-      <w:r>
-        <w:t>"]:</w:t>
-      </w:r>
-    </w:p>
-    <w:p>
-      <w:pPr>
-        <w:pBdr>
-          <w:top w:val="single" w:sz="4" w:space="1" w:color="auto"/>
-        </w:pBdr>
-        <w:spacing w:after="0"/>
-      </w:pPr>
-      <w:r>
-        <w:t xml:space="preserve">            assert item["status"] == 200</w:t>
-      </w:r>
-    </w:p>
-    <w:p>
-      <w:pPr>
-        <w:pBdr>
-          <w:top w:val="single" w:sz="4" w:space="1" w:color="auto"/>
-        </w:pBdr>
-        <w:spacing w:after="0"/>
-      </w:pPr>
-      <w:r>
-        <w:pict w14:anchorId="5873704D">
-          <v:rect id="_x0000_i1283" style="width:0;height:1.5pt" o:hralign="center" o:hrstd="t" o:hr="t" fillcolor="#a0a0a0" stroked="f"/>
-        </w:pict>
-      </w:r>
-    </w:p>
-    <w:p>
-      <w:pPr>
-        <w:pBdr>
-          <w:top w:val="single" w:sz="4" w:space="1" w:color="auto"/>
-        </w:pBdr>
-        <w:spacing w:after="0"/>
-        <w:rPr>
-          <w:b/>
-          <w:bCs/>
-        </w:rPr>
-      </w:pPr>
-      <w:r>
-        <w:rPr>
-          <w:rFonts w:ascii="Segoe UI Emoji" w:hAnsi="Segoe UI Emoji" w:cs="Segoe UI Emoji"/>
-          <w:b/>
-          <w:bCs/>
-        </w:rPr>
-        <w:t>✅</w:t>
-      </w:r>
-      <w:r>
-        <w:rPr>
-          <w:b/>
-          <w:bCs/>
-        </w:rPr>
-        <w:t xml:space="preserve"> Capture Headers</w:t>
-      </w:r>
-    </w:p>
-    <w:p>
-      <w:pPr>
-        <w:pBdr>
-          <w:top w:val="single" w:sz="4" w:space="1" w:color="auto"/>
-        </w:pBdr>
-        <w:spacing w:after="0"/>
-      </w:pPr>
-      <w:r>
-        <w:t>Advanced use.</w:t>
-      </w:r>
-    </w:p>
-    <w:p>
-      <w:pPr>
-        <w:pBdr>
-          <w:top w:val="single" w:sz="4" w:space="1" w:color="auto"/>
-        </w:pBdr>
-        <w:spacing w:after="0"/>
-      </w:pPr>
-      <w:r>
-        <w:pict w14:anchorId="5FA8281E">
-          <v:rect id="_x0000_i1284" style="width:0;height:1.5pt" o:hralign="center" o:hrstd="t" o:hr="t" fillcolor="#a0a0a0" stroked="f"/>
-        </w:pict>
-      </w:r>
-    </w:p>
-    <w:p>
-      <w:pPr>
-        <w:pBdr>
-          <w:top w:val="single" w:sz="4" w:space="1" w:color="auto"/>
-        </w:pBdr>
-        <w:spacing w:after="0"/>
-      </w:pPr>
-      <w:r>
-        <w:t>headers = message["params</w:t>
-      </w:r>
-      <w:proofErr w:type="gramStart"/>
-      <w:r>
-        <w:t>"][</w:t>
-      </w:r>
-      <w:proofErr w:type="gramEnd"/>
-      <w:r>
-        <w:t>"response</w:t>
-      </w:r>
-      <w:proofErr w:type="gramStart"/>
-      <w:r>
-        <w:t>"][</w:t>
-      </w:r>
-      <w:proofErr w:type="gramEnd"/>
-      <w:r>
         <w:t>"headers"]</w:t>
       </w:r>
     </w:p>
@@ -2848,7 +2530,7 @@
       </w:pPr>
       <w:r>
         <w:pict w14:anchorId="5117E130">
-          <v:rect id="_x0000_i1285" style="width:0;height:1.5pt" o:hralign="center" o:hrstd="t" o:hr="t" fillcolor="#a0a0a0" stroked="f"/>
+          <v:rect id="_x0000_i1051" style="width:0;height:1.5pt" o:hralign="center" o:hrstd="t" o:hr="t" fillcolor="#a0a0a0" stroked="f"/>
         </w:pict>
       </w:r>
     </w:p>
@@ -2917,7 +2599,7 @@
       </w:pPr>
       <w:r>
         <w:pict w14:anchorId="1C26C38F">
-          <v:rect id="_x0000_i1286" style="width:0;height:1.5pt" o:hralign="center" o:hrstd="t" o:hr="t" fillcolor="#a0a0a0" stroked="f"/>
+          <v:rect id="_x0000_i1052" style="width:0;height:1.5pt" o:hralign="center" o:hrstd="t" o:hr="t" fillcolor="#a0a0a0" stroked="f"/>
         </w:pict>
       </w:r>
     </w:p>
@@ -2956,9 +2638,8 @@
         <w:spacing w:after="0"/>
       </w:pPr>
       <w:r>
-        <w:lastRenderedPageBreak/>
         <w:pict w14:anchorId="1629059D">
-          <v:rect id="_x0000_i1287" style="width:0;height:1.5pt" o:hralign="center" o:hrstd="t" o:hr="t" fillcolor="#a0a0a0" stroked="f"/>
+          <v:rect id="_x0000_i1053" style="width:0;height:1.5pt" o:hralign="center" o:hrstd="t" o:hr="t" fillcolor="#a0a0a0" stroked="f"/>
         </w:pict>
       </w:r>
     </w:p>
@@ -2969,13 +2650,8 @@
         </w:pBdr>
         <w:spacing w:after="0"/>
       </w:pPr>
-      <w:proofErr w:type="spellStart"/>
-      <w:r>
-        <w:t>request_method</w:t>
-      </w:r>
-      <w:proofErr w:type="spellEnd"/>
-      <w:r>
-        <w:t xml:space="preserve"> = message["params</w:t>
+      <w:r>
+        <w:t>request_method = message["params</w:t>
       </w:r>
       <w:proofErr w:type="gramStart"/>
       <w:r>
@@ -3058,7 +2734,7 @@
       </w:pPr>
       <w:r>
         <w:pict w14:anchorId="3EC92882">
-          <v:rect id="_x0000_i1288" style="width:0;height:1.5pt" o:hralign="center" o:hrstd="t" o:hr="t" fillcolor="#a0a0a0" stroked="f"/>
+          <v:rect id="_x0000_i1054" style="width:0;height:1.5pt" o:hralign="center" o:hrstd="t" o:hr="t" fillcolor="#a0a0a0" stroked="f"/>
         </w:pict>
       </w:r>
     </w:p>
@@ -3098,7 +2774,7 @@
       </w:pPr>
       <w:r>
         <w:pict w14:anchorId="4623E036">
-          <v:rect id="_x0000_i1289" style="width:0;height:1.5pt" o:hralign="center" o:hrstd="t" o:hr="t" fillcolor="#a0a0a0" stroked="f"/>
+          <v:rect id="_x0000_i1055" style="width:0;height:1.5pt" o:hralign="center" o:hrstd="t" o:hr="t" fillcolor="#a0a0a0" stroked="f"/>
         </w:pict>
       </w:r>
     </w:p>
@@ -3113,21 +2789,12 @@
           <w:bCs/>
         </w:rPr>
       </w:pPr>
-      <w:proofErr w:type="spellStart"/>
-      <w:r>
-        <w:rPr>
-          <w:b/>
-          <w:bCs/>
-        </w:rPr>
-        <w:t>driver.get_log</w:t>
-      </w:r>
-      <w:proofErr w:type="spellEnd"/>
-      <w:r>
-        <w:rPr>
-          <w:b/>
-          <w:bCs/>
-        </w:rPr>
-        <w:t>("performance") empty</w:t>
+      <w:r>
+        <w:rPr>
+          <w:b/>
+          <w:bCs/>
+        </w:rPr>
+        <w:t>driver.get_log("performance") empty</w:t>
       </w:r>
     </w:p>
     <w:p>
@@ -3163,28 +2830,21 @@
         </w:pBdr>
         <w:spacing w:after="0"/>
       </w:pPr>
-      <w:proofErr w:type="spellStart"/>
       <w:r>
         <w:t>options.set_</w:t>
       </w:r>
       <w:proofErr w:type="gramStart"/>
       <w:r>
-        <w:t>capability</w:t>
-      </w:r>
-      <w:proofErr w:type="spellEnd"/>
-      <w:r>
-        <w:t>(</w:t>
+        <w:t>capability(</w:t>
       </w:r>
       <w:proofErr w:type="gramEnd"/>
       <w:r>
         <w:t>"</w:t>
       </w:r>
-      <w:proofErr w:type="spellStart"/>
       <w:proofErr w:type="gramStart"/>
       <w:r>
         <w:t>goog:loggingPrefs</w:t>
       </w:r>
-      <w:proofErr w:type="spellEnd"/>
       <w:proofErr w:type="gramEnd"/>
       <w:r>
         <w:t>", {"performance": "ALL"})</w:t>
@@ -3199,7 +2859,7 @@
       </w:pPr>
       <w:r>
         <w:pict w14:anchorId="695D616A">
-          <v:rect id="_x0000_i1290" style="width:0;height:1.5pt" o:hralign="center" o:hrstd="t" o:hr="t" fillcolor="#a0a0a0" stroked="f"/>
+          <v:rect id="_x0000_i1056" style="width:0;height:1.5pt" o:hralign="center" o:hrstd="t" o:hr="t" fillcolor="#a0a0a0" stroked="f"/>
         </w:pict>
       </w:r>
     </w:p>
@@ -3448,7 +3108,7 @@
       </w:pPr>
       <w:r>
         <w:pict w14:anchorId="3E6F0BA1">
-          <v:rect id="_x0000_i1291" style="width:0;height:1.5pt" o:hralign="center" o:hrstd="t" o:hr="t" fillcolor="#a0a0a0" stroked="f"/>
+          <v:rect id="_x0000_i1057" style="width:0;height:1.5pt" o:hralign="center" o:hrstd="t" o:hr="t" fillcolor="#a0a0a0" stroked="f"/>
         </w:pict>
       </w:r>
     </w:p>
@@ -3565,7 +3225,7 @@
       </w:pPr>
       <w:r>
         <w:pict w14:anchorId="451DFD73">
-          <v:rect id="_x0000_i1292" style="width:0;height:1.5pt" o:hralign="center" o:hrstd="t" o:hr="t" fillcolor="#a0a0a0" stroked="f"/>
+          <v:rect id="_x0000_i1058" style="width:0;height:1.5pt" o:hralign="center" o:hrstd="t" o:hr="t" fillcolor="#a0a0a0" stroked="f"/>
         </w:pict>
       </w:r>
     </w:p>
@@ -3616,7 +3276,7 @@
       </w:pPr>
       <w:r>
         <w:pict w14:anchorId="2A90F614">
-          <v:rect id="_x0000_i1293" style="width:0;height:1.5pt" o:hralign="center" o:hrstd="t" o:hr="t" fillcolor="#a0a0a0" stroked="f"/>
+          <v:rect id="_x0000_i1059" style="width:0;height:1.5pt" o:hralign="center" o:hrstd="t" o:hr="t" fillcolor="#a0a0a0" stroked="f"/>
         </w:pict>
       </w:r>
     </w:p>
@@ -3627,7 +3287,6 @@
         </w:pBdr>
         <w:spacing w:after="0"/>
       </w:pPr>
-      <w:proofErr w:type="spellStart"/>
       <w:proofErr w:type="gramStart"/>
       <w:r>
         <w:t>driver.find</w:t>
@@ -3638,23 +3297,11 @@
       </w:r>
       <w:proofErr w:type="gramStart"/>
       <w:r>
-        <w:t>element</w:t>
-      </w:r>
-      <w:proofErr w:type="spellEnd"/>
-      <w:r>
-        <w:t>(</w:t>
+        <w:t>element(</w:t>
       </w:r>
       <w:proofErr w:type="gramEnd"/>
       <w:r>
-        <w:t>By.ID, "</w:t>
-      </w:r>
-      <w:proofErr w:type="spellStart"/>
-      <w:r>
-        <w:t>saveInvoice</w:t>
-      </w:r>
-      <w:proofErr w:type="spellEnd"/>
-      <w:r>
-        <w:t>"</w:t>
+        <w:t>By.ID, "saveInvoice"</w:t>
       </w:r>
       <w:proofErr w:type="gramStart"/>
       <w:r>
@@ -3681,15 +3328,7 @@
         <w:spacing w:after="0"/>
       </w:pPr>
       <w:r>
-        <w:t xml:space="preserve">logs = </w:t>
-      </w:r>
-      <w:proofErr w:type="spellStart"/>
-      <w:r>
-        <w:t>get_network_logs</w:t>
-      </w:r>
-      <w:proofErr w:type="spellEnd"/>
-      <w:r>
-        <w:t>(driver)</w:t>
+        <w:t>logs = get_network_logs(driver)</w:t>
       </w:r>
     </w:p>
     <w:p>
@@ -3719,31 +3358,7 @@
         <w:spacing w:after="0"/>
       </w:pPr>
       <w:r>
-        <w:t xml:space="preserve">    if "/</w:t>
-      </w:r>
-      <w:proofErr w:type="spellStart"/>
-      <w:r>
-        <w:t>api</w:t>
-      </w:r>
-      <w:proofErr w:type="spellEnd"/>
-      <w:r>
-        <w:t>/</w:t>
-      </w:r>
-      <w:proofErr w:type="spellStart"/>
-      <w:r>
-        <w:t>saveInvoice</w:t>
-      </w:r>
-      <w:proofErr w:type="spellEnd"/>
-      <w:r>
-        <w:t>" in item["</w:t>
-      </w:r>
-      <w:proofErr w:type="spellStart"/>
-      <w:r>
-        <w:t>url</w:t>
-      </w:r>
-      <w:proofErr w:type="spellEnd"/>
-      <w:r>
-        <w:t>"]:</w:t>
+        <w:t xml:space="preserve">    if "/api/saveInvoice" in item["url"]:</w:t>
       </w:r>
     </w:p>
     <w:p>
@@ -3766,7 +3381,7 @@
       </w:pPr>
       <w:r>
         <w:pict w14:anchorId="163D13D1">
-          <v:rect id="_x0000_i1294" style="width:0;height:1.5pt" o:hralign="center" o:hrstd="t" o:hr="t" fillcolor="#a0a0a0" stroked="f"/>
+          <v:rect id="_x0000_i1060" style="width:0;height:1.5pt" o:hralign="center" o:hrstd="t" o:hr="t" fillcolor="#a0a0a0" stroked="f"/>
         </w:pict>
       </w:r>
     </w:p>
@@ -3809,7 +3424,7 @@
       </w:pPr>
       <w:r>
         <w:pict w14:anchorId="402DF565">
-          <v:rect id="_x0000_i1295" style="width:0;height:1.5pt" o:hralign="center" o:hrstd="t" o:hr="t" fillcolor="#a0a0a0" stroked="f"/>
+          <v:rect id="_x0000_i1061" style="width:0;height:1.5pt" o:hralign="center" o:hrstd="t" o:hr="t" fillcolor="#a0a0a0" stroked="f"/>
         </w:pict>
       </w:r>
     </w:p>
@@ -3830,7 +3445,6 @@
           <w:b/>
           <w:bCs/>
         </w:rPr>
-        <w:lastRenderedPageBreak/>
         <w:t>✅</w:t>
       </w:r>
       <w:r>
@@ -3932,13 +3546,8 @@
               </w:pBdr>
               <w:spacing w:after="0"/>
             </w:pPr>
-            <w:proofErr w:type="spellStart"/>
             <w:r>
-              <w:t>driver.get_log</w:t>
-            </w:r>
-            <w:proofErr w:type="spellEnd"/>
-            <w:r>
-              <w:t>("performance")</w:t>
+              <w:t>driver.get_log("performance")</w:t>
             </w:r>
           </w:p>
         </w:tc>
@@ -3978,11 +3587,9 @@
               </w:pBdr>
               <w:spacing w:after="0"/>
             </w:pPr>
-            <w:proofErr w:type="spellStart"/>
             <w:r>
               <w:t>Network.requestWillBeSent</w:t>
             </w:r>
-            <w:proofErr w:type="spellEnd"/>
           </w:p>
         </w:tc>
         <w:tc>
@@ -4021,11 +3628,9 @@
               </w:pBdr>
               <w:spacing w:after="0"/>
             </w:pPr>
-            <w:proofErr w:type="spellStart"/>
             <w:r>
               <w:t>Network.responseReceived</w:t>
             </w:r>
-            <w:proofErr w:type="spellEnd"/>
           </w:p>
         </w:tc>
         <w:tc>
@@ -4064,12 +3669,10 @@
               </w:pBdr>
               <w:spacing w:after="0"/>
             </w:pPr>
-            <w:proofErr w:type="spellStart"/>
             <w:proofErr w:type="gramStart"/>
             <w:r>
               <w:t>response.status</w:t>
             </w:r>
-            <w:proofErr w:type="spellEnd"/>
             <w:proofErr w:type="gramEnd"/>
           </w:p>
         </w:tc>
@@ -4141,11 +3744,6 @@
         </w:pBdr>
         <w:spacing w:after="0"/>
       </w:pPr>
-      <w:r>
-        <w:pict w14:anchorId="3E2BED92">
-          <v:rect id="_x0000_i1296" style="width:0;height:1.5pt" o:hralign="center" o:hrstd="t" o:hr="t" fillcolor="#a0a0a0" stroked="f"/>
-        </w:pict>
-      </w:r>
     </w:p>
     <w:p>
       <w:pPr>
@@ -4186,55 +3784,7 @@
           <w:b/>
           <w:bCs/>
         </w:rPr>
-        <w:t xml:space="preserve">In Selenium Python, network logs can be captured by enabling Chrome performance logging through browser capabilities and then reading logs using </w:t>
-      </w:r>
-      <w:proofErr w:type="spellStart"/>
-      <w:r>
-        <w:rPr>
-          <w:b/>
-          <w:bCs/>
-        </w:rPr>
-        <w:t>driver.get_log</w:t>
-      </w:r>
-      <w:proofErr w:type="spellEnd"/>
-      <w:r>
-        <w:rPr>
-          <w:b/>
-          <w:bCs/>
-        </w:rPr>
-        <w:t xml:space="preserve">("performance"). The returned JSON events can be filtered for </w:t>
-      </w:r>
-      <w:proofErr w:type="spellStart"/>
-      <w:r>
-        <w:rPr>
-          <w:b/>
-          <w:bCs/>
-        </w:rPr>
-        <w:t>Network.requestWillBeSent</w:t>
-      </w:r>
-      <w:proofErr w:type="spellEnd"/>
-      <w:r>
-        <w:rPr>
-          <w:b/>
-          <w:bCs/>
-        </w:rPr>
-        <w:t xml:space="preserve"> and </w:t>
-      </w:r>
-      <w:proofErr w:type="spellStart"/>
-      <w:r>
-        <w:rPr>
-          <w:b/>
-          <w:bCs/>
-        </w:rPr>
-        <w:t>Network.responseReceived</w:t>
-      </w:r>
-      <w:proofErr w:type="spellEnd"/>
-      <w:r>
-        <w:rPr>
-          <w:b/>
-          <w:bCs/>
-        </w:rPr>
-        <w:t xml:space="preserve"> to validate API calls, response status codes, and failed resources. In enterprise frameworks, this is usually wrapped inside reusable utilities for backend validation during UI automation.</w:t>
+        <w:t>In Selenium Python, network logs can be captured by enabling Chrome performance logging through browser capabilities and then reading logs using driver.get_log("performance"). The returned JSON events can be filtered for Network.requestWillBeSent and Network.responseReceived to validate API calls, response status codes, and failed resources. In enterprise frameworks, this is usually wrapped inside reusable utilities for backend validation during UI automation.</w:t>
       </w:r>
     </w:p>
     <w:p>
@@ -4246,7 +3796,7 @@
       </w:pPr>
       <w:r>
         <w:pict w14:anchorId="3645D7A0">
-          <v:rect id="_x0000_i1297" style="width:0;height:1.5pt" o:hralign="center" o:hrstd="t" o:hr="t" fillcolor="#a0a0a0" stroked="f"/>
+          <v:rect id="_x0000_i1063" style="width:0;height:1.5pt" o:hralign="center" o:hrstd="t" o:hr="t" fillcolor="#a0a0a0" stroked="f"/>
         </w:pict>
       </w:r>
     </w:p>
@@ -4282,7 +3832,7 @@
     <w:sectPr>
       <w:pgSz w:w="11906" w:h="16838"/>
       <w:pgMar w:top="284" w:right="284" w:bottom="284" w:left="284" w:header="708" w:footer="708" w:gutter="0"/>
-      <w:cols w:space="708"/>
+      <w:cols w:num="2" w:sep="1" w:space="284"/>
       <w:docGrid w:linePitch="360"/>
     </w:sectPr>
   </w:body>
@@ -4290,7 +3840,7 @@
 </file>
 
 <file path=word/numbering.xml><?xml version="1.0" encoding="utf-8"?>
-<w:numbering xmlns:wpc="http://schemas.microsoft.com/office/word/2010/wordprocessingCanvas" xmlns:cx="http://schemas.microsoft.com/office/drawing/2014/chartex" xmlns:cx1="http://schemas.microsoft.com/office/drawing/2015/9/8/chartex" xmlns:cx2="http://schemas.microsoft.com/office/drawing/2015/10/21/chartex" xmlns:cx3="http://schemas.microsoft.com/office/drawing/2016/5/9/chartex" xmlns:cx4="http://schemas.microsoft.com/office/drawing/2016/5/10/chartex" xmlns:cx5="http://schemas.microsoft.com/office/drawing/2016/5/11/chartex" xmlns:cx6="http://schemas.microsoft.com/office/drawing/2016/5/12/chartex" xmlns:cx7="http://schemas.microsoft.com/office/drawing/2016/5/13/chartex" xmlns:cx8="http://schemas.microsoft.com/office/drawing/2016/5/14/chartex" xmlns:mc="http://schemas.openxmlformats.org/markup-compatibility/2006" xmlns:aink="http://schemas.microsoft.com/office/drawing/2016/ink" xmlns:am3d="http://schemas.microsoft.com/office/drawing/2017/model3d" xmlns:o="urn:schemas-microsoft-com:office:office" xmlns:oel="http://schemas.microsoft.com/office/2019/extlst" xmlns:r="http://schemas.openxmlformats.org/officeDocument/2006/relationships" xmlns:m="http://schemas.openxmlformats.org/officeDocument/2006/math" xmlns:v="urn:schemas-microsoft-com:vml" xmlns:wp14="http://schemas.microsoft.com/office/word/2010/wordprocessingDrawing" xmlns:wp="http://schemas.openxmlformats.org/drawingml/2006/wordprocessingDrawing" xmlns:w10="urn:schemas-microsoft-com:office:word" xmlns:w="http://schemas.openxmlformats.org/wordprocessingml/2006/main" xmlns:w14="http://schemas.microsoft.com/office/word/2010/wordml" xmlns:w15="http://schemas.microsoft.com/office/word/2012/wordml" xmlns:w16cex="http://schemas.microsoft.com/office/word/2018/wordml/cex" xmlns:w16cid="http://schemas.microsoft.com/office/word/2016/wordml/cid" xmlns:w16="http://schemas.microsoft.com/office/word/2018/wordml" xmlns:w16du="http://schemas.microsoft.com/office/word/2023/wordml/word16du" xmlns:w16sdtdh="http://schemas.microsoft.com/office/word/2020/wordml/sdtdatahash" xmlns:w16sdtfl="http://schemas.microsoft.com/office/word/2024/wordml/sdtformatlock" xmlns:w16se="http://schemas.microsoft.com/office/word/2015/wordml/symex" xmlns:wpg="http://schemas.microsoft.com/office/word/2010/wordprocessingGroup" xmlns:wpi="http://schemas.microsoft.com/office/word/2010/wordprocessingInk" xmlns:wne="http://schemas.microsoft.com/office/word/2006/wordml" xmlns:wps="http://schemas.microsoft.com/office/word/2010/wordprocessingShape" mc:Ignorable="w14 w15 w16se w16cid w16 w16cex w16sdtdh w16sdtfl w16du wp14">
+<w:numbering xmlns:wpc="http://schemas.microsoft.com/office/word/2010/wordprocessingCanvas" xmlns:cx="http://schemas.microsoft.com/office/drawing/2014/chartex" xmlns:cx1="http://schemas.microsoft.com/office/drawing/2015/9/8/chartex" xmlns:cx2="http://schemas.microsoft.com/office/drawing/2015/10/21/chartex" xmlns:cx3="http://schemas.microsoft.com/office/drawing/2016/5/9/chartex" xmlns:cx4="http://schemas.microsoft.com/office/drawing/2016/5/10/chartex" xmlns:cx5="http://schemas.microsoft.com/office/drawing/2016/5/11/chartex" xmlns:cx6="http://schemas.microsoft.com/office/drawing/2016/5/12/chartex" xmlns:cx7="http://schemas.microsoft.com/office/drawing/2016/5/13/chartex" xmlns:cx8="http://schemas.microsoft.com/office/drawing/2016/5/14/chartex" xmlns:mc="http://schemas.openxmlformats.org/markup-compatibility/2006" xmlns:aink="http://schemas.microsoft.com/office/drawing/2016/ink" xmlns:am3d="http://schemas.microsoft.com/office/drawing/2017/model3d" xmlns:o="urn:schemas-microsoft-com:office:office" xmlns:oel="http://schemas.microsoft.com/office/2019/extlst" xmlns:r="http://schemas.openxmlformats.org/officeDocument/2006/relationships" xmlns:m="http://schemas.openxmlformats.org/officeDocument/2006/math" xmlns:v="urn:schemas-microsoft-com:vml" xmlns:wp14="http://schemas.microsoft.com/office/word/2010/wordprocessingDrawing" xmlns:wp="http://schemas.openxmlformats.org/drawingml/2006/wordprocessingDrawing" xmlns:w10="urn:schemas-microsoft-com:office:word" xmlns:w="http://schemas.openxmlformats.org/wordprocessingml/2006/main" xmlns:w14="http://schemas.microsoft.com/office/word/2010/wordml" xmlns:w15="http://schemas.microsoft.com/office/word/2012/wordml" xmlns:w16cei="http://schemas.microsoft.com/office/word/2026/wordml/cei" xmlns:w16cex="http://schemas.microsoft.com/office/word/2018/wordml/cex" xmlns:w16cid="http://schemas.microsoft.com/office/word/2016/wordml/cid" xmlns:w16="http://schemas.microsoft.com/office/word/2018/wordml" xmlns:w16du="http://schemas.microsoft.com/office/word/2023/wordml/word16du" xmlns:w16sdtdh="http://schemas.microsoft.com/office/word/2020/wordml/sdtdatahash" xmlns:w16sdtfl="http://schemas.microsoft.com/office/word/2024/wordml/sdtformatlock" xmlns:w16se="http://schemas.microsoft.com/office/word/2015/wordml/symex" xmlns:wpg="http://schemas.microsoft.com/office/word/2010/wordprocessingGroup" xmlns:wpi="http://schemas.microsoft.com/office/word/2010/wordprocessingInk" xmlns:wne="http://schemas.microsoft.com/office/word/2006/wordml" xmlns:wps="http://schemas.microsoft.com/office/word/2010/wordprocessingShape" mc:Ignorable="w14 w15 w16se w16cid w16 w16cex w16sdtdh w16sdtfl w16du wp14">
   <w:abstractNum w:abstractNumId="0" w15:restartNumberingAfterBreak="0">
     <w:nsid w:val="143028A5"/>
     <w:multiLevelType w:val="multilevel"/>
@@ -5317,6 +4867,7 @@
   <w:style w:type="character" w:default="1" w:styleId="DefaultParagraphFont">
     <w:name w:val="Default Paragraph Font"/>
     <w:uiPriority w:val="1"/>
+    <w:semiHidden/>
     <w:unhideWhenUsed/>
   </w:style>
   <w:style w:type="table" w:default="1" w:styleId="TableNormal">
